--- a/LR_4/Отчет.docx
+++ b/LR_4/Отчет.docx
@@ -593,7 +593,25 @@
           <w:sz w:val="28"/>
           <w:szCs w:val="28"/>
         </w:rPr>
-        <w:t xml:space="preserve">Цель работы: Изучить базовые концепции контроля версий, приобрести практические навыки установки и настройки </w:t>
+        <w:t>Цель работы</w:t>
+      </w:r>
+      <w:proofErr w:type="gramStart"/>
+      <w:r>
+        <w:rPr>
+          <w:rFonts w:ascii="Times New Roman" w:hAnsi="Times New Roman" w:cs="Times New Roman"/>
+          <w:sz w:val="28"/>
+          <w:szCs w:val="28"/>
+        </w:rPr>
+        <w:t>: Изучить</w:t>
+      </w:r>
+      <w:proofErr w:type="gramEnd"/>
+      <w:r>
+        <w:rPr>
+          <w:rFonts w:ascii="Times New Roman" w:hAnsi="Times New Roman" w:cs="Times New Roman"/>
+          <w:sz w:val="28"/>
+          <w:szCs w:val="28"/>
+        </w:rPr>
+        <w:t xml:space="preserve"> базовые концепции контроля версий, приобрести практические навыки установки и настройки </w:t>
       </w:r>
       <w:proofErr w:type="spellStart"/>
       <w:r>
@@ -972,6 +990,7 @@
         <w:t xml:space="preserve"> </w:t>
       </w:r>
       <w:proofErr w:type="spellStart"/>
+      <w:proofErr w:type="gramStart"/>
       <w:r>
         <w:rPr>
           <w:rFonts w:ascii="Times New Roman" w:hAnsi="Times New Roman" w:cs="Times New Roman"/>
@@ -981,6 +1000,7 @@
         <w:t>user.email</w:t>
       </w:r>
       <w:proofErr w:type="spellEnd"/>
+      <w:proofErr w:type="gramEnd"/>
       <w:r>
         <w:rPr>
           <w:rFonts w:ascii="Times New Roman" w:hAnsi="Times New Roman" w:cs="Times New Roman"/>
@@ -1125,7 +1145,16 @@
           <w:sz w:val="28"/>
           <w:szCs w:val="28"/>
         </w:rPr>
-        <w:t>. Эта команда инициализировала репозиторий — внутри папки создалась скрытая директория .</w:t>
+        <w:t xml:space="preserve">. Эта команда инициализировала репозиторий — внутри папки создалась скрытая </w:t>
+      </w:r>
+      <w:proofErr w:type="gramStart"/>
+      <w:r>
+        <w:rPr>
+          <w:rFonts w:ascii="Times New Roman" w:hAnsi="Times New Roman" w:cs="Times New Roman"/>
+          <w:sz w:val="28"/>
+          <w:szCs w:val="28"/>
+        </w:rPr>
+        <w:t>директория .</w:t>
       </w:r>
       <w:proofErr w:type="spellStart"/>
       <w:r>
@@ -1137,6 +1166,7 @@
         <w:t>git</w:t>
       </w:r>
       <w:proofErr w:type="spellEnd"/>
+      <w:proofErr w:type="gramEnd"/>
       <w:r>
         <w:rPr>
           <w:rFonts w:ascii="Times New Roman" w:hAnsi="Times New Roman" w:cs="Times New Roman"/>
@@ -1291,13 +1321,23 @@
         <w:t>md</w:t>
       </w:r>
       <w:proofErr w:type="spellEnd"/>
-      <w:r>
-        <w:rPr>
-          <w:rFonts w:ascii="Times New Roman" w:hAnsi="Times New Roman" w:cs="Times New Roman"/>
-          <w:sz w:val="28"/>
-          <w:szCs w:val="28"/>
-        </w:rPr>
-        <w:t xml:space="preserve">).С помощью команды </w:t>
+      <w:proofErr w:type="gramStart"/>
+      <w:r>
+        <w:rPr>
+          <w:rFonts w:ascii="Times New Roman" w:hAnsi="Times New Roman" w:cs="Times New Roman"/>
+          <w:sz w:val="28"/>
+          <w:szCs w:val="28"/>
+        </w:rPr>
+        <w:t>).С</w:t>
+      </w:r>
+      <w:proofErr w:type="gramEnd"/>
+      <w:r>
+        <w:rPr>
+          <w:rFonts w:ascii="Times New Roman" w:hAnsi="Times New Roman" w:cs="Times New Roman"/>
+          <w:sz w:val="28"/>
+          <w:szCs w:val="28"/>
+        </w:rPr>
+        <w:t xml:space="preserve"> помощью команды </w:t>
       </w:r>
       <w:proofErr w:type="spellStart"/>
       <w:r>
@@ -1456,6 +1496,7 @@
         <w:t xml:space="preserve"> </w:t>
       </w:r>
       <w:proofErr w:type="spellStart"/>
+      <w:proofErr w:type="gramStart"/>
       <w:r>
         <w:rPr>
           <w:rFonts w:ascii="Times New Roman" w:hAnsi="Times New Roman" w:cs="Times New Roman"/>
@@ -1471,7 +1512,16 @@
           <w:sz w:val="28"/>
           <w:szCs w:val="28"/>
         </w:rPr>
-        <w:t xml:space="preserve"> . добавила все новые файлы и папки в специальную область подготовленных изменений (индекс). Затем с помощью команды </w:t>
+        <w:t xml:space="preserve"> .</w:t>
+      </w:r>
+      <w:proofErr w:type="gramEnd"/>
+      <w:r>
+        <w:rPr>
+          <w:rFonts w:ascii="Times New Roman" w:hAnsi="Times New Roman" w:cs="Times New Roman"/>
+          <w:sz w:val="28"/>
+          <w:szCs w:val="28"/>
+        </w:rPr>
+        <w:t xml:space="preserve"> добавила все новые файлы и папки в специальную область подготовленных изменений (индекс). Затем с помощью команды </w:t>
       </w:r>
       <w:proofErr w:type="spellStart"/>
       <w:r>
@@ -1588,7 +1638,16 @@
           <w:sz w:val="28"/>
           <w:szCs w:val="28"/>
         </w:rPr>
-        <w:t xml:space="preserve"> был создан новый публичный репозиторий с названием lab_3 (без инициализации README и .</w:t>
+        <w:t xml:space="preserve"> был создан новый публичный репозиторий с названием lab_3 (без инициализации README </w:t>
+      </w:r>
+      <w:proofErr w:type="gramStart"/>
+      <w:r>
+        <w:rPr>
+          <w:rFonts w:ascii="Times New Roman" w:hAnsi="Times New Roman" w:cs="Times New Roman"/>
+          <w:sz w:val="28"/>
+          <w:szCs w:val="28"/>
+        </w:rPr>
+        <w:t>и .</w:t>
       </w:r>
       <w:proofErr w:type="spellStart"/>
       <w:r>
@@ -1600,6 +1659,7 @@
         <w:t>gitignore</w:t>
       </w:r>
       <w:proofErr w:type="spellEnd"/>
+      <w:proofErr w:type="gramEnd"/>
       <w:r>
         <w:rPr>
           <w:rFonts w:ascii="Times New Roman" w:hAnsi="Times New Roman" w:cs="Times New Roman"/>
@@ -1974,19 +2034,12 @@
     </w:p>
     <w:p>
       <w:pPr>
-        <w:pStyle w:val="a8"/>
-        <w:numPr>
-          <w:ilvl w:val="0"/>
-          <w:numId w:val="3"/>
-        </w:numPr>
-        <w:jc w:val="both"/>
-        <w:rPr>
-          <w:rFonts w:ascii="Times New Roman" w:hAnsi="Times New Roman" w:cs="Times New Roman"/>
-          <w:sz w:val="28"/>
-          <w:szCs w:val="28"/>
-        </w:rPr>
-      </w:pPr>
-      <w:proofErr w:type="spellStart"/>
+        <w:rPr>
+          <w:rFonts w:ascii="Times New Roman" w:hAnsi="Times New Roman" w:cs="Times New Roman"/>
+          <w:sz w:val="28"/>
+          <w:szCs w:val="28"/>
+        </w:rPr>
+      </w:pPr>
       <w:r>
         <w:rPr>
           <w:rFonts w:ascii="Times New Roman" w:hAnsi="Times New Roman" w:cs="Times New Roman"/>
@@ -1994,6 +2047,50 @@
           <w:szCs w:val="28"/>
         </w:rPr>
         <w:lastRenderedPageBreak/>
+        <w:t xml:space="preserve">1. </w:t>
+      </w:r>
+      <w:r>
+        <w:rPr>
+          <w:rFonts w:ascii="Times New Roman" w:hAnsi="Times New Roman" w:cs="Times New Roman"/>
+          <w:sz w:val="28"/>
+          <w:szCs w:val="28"/>
+        </w:rPr>
+        <w:t>Создание рабочей папки и переход в нее.</w:t>
+      </w:r>
+      <w:r>
+        <w:rPr>
+          <w:rFonts w:ascii="Times New Roman" w:hAnsi="Times New Roman" w:cs="Times New Roman"/>
+          <w:sz w:val="28"/>
+          <w:szCs w:val="28"/>
+        </w:rPr>
+        <w:br/>
+        <w:t>Сначала была создана корневая папка для всех работ, и осуществлен переход в нее.</w:t>
+      </w:r>
+      <w:r>
+        <w:rPr>
+          <w:rFonts w:ascii="Times New Roman" w:hAnsi="Times New Roman" w:cs="Times New Roman"/>
+          <w:sz w:val="28"/>
+          <w:szCs w:val="28"/>
+        </w:rPr>
+        <w:br/>
+        <w:t>Команды:</w:t>
+      </w:r>
+      <w:r>
+        <w:rPr>
+          <w:rFonts w:ascii="Times New Roman" w:hAnsi="Times New Roman" w:cs="Times New Roman"/>
+          <w:sz w:val="28"/>
+          <w:szCs w:val="28"/>
+        </w:rPr>
+        <w:br/>
+        <w:t xml:space="preserve">PS C:\Users\Ярослав&gt; </w:t>
+      </w:r>
+      <w:proofErr w:type="spellStart"/>
+      <w:r>
+        <w:rPr>
+          <w:rFonts w:ascii="Times New Roman" w:hAnsi="Times New Roman" w:cs="Times New Roman"/>
+          <w:sz w:val="28"/>
+          <w:szCs w:val="28"/>
+        </w:rPr>
         <w:t>mkdir</w:t>
       </w:r>
       <w:proofErr w:type="spellEnd"/>
@@ -2021,7 +2118,26 @@
           <w:sz w:val="28"/>
           <w:szCs w:val="28"/>
         </w:rPr>
-        <w:t xml:space="preserve"> — Создал папку </w:t>
+        <w:br/>
+        <w:t xml:space="preserve">PS C:\Users\Ярослав&gt; </w:t>
+      </w:r>
+      <w:proofErr w:type="spellStart"/>
+      <w:r>
+        <w:rPr>
+          <w:rFonts w:ascii="Times New Roman" w:hAnsi="Times New Roman" w:cs="Times New Roman"/>
+          <w:sz w:val="28"/>
+          <w:szCs w:val="28"/>
+        </w:rPr>
+        <w:t>cd</w:t>
+      </w:r>
+      <w:proofErr w:type="spellEnd"/>
+      <w:r>
+        <w:rPr>
+          <w:rFonts w:ascii="Times New Roman" w:hAnsi="Times New Roman" w:cs="Times New Roman"/>
+          <w:sz w:val="28"/>
+          <w:szCs w:val="28"/>
+        </w:rPr>
+        <w:t xml:space="preserve"> </w:t>
       </w:r>
       <w:proofErr w:type="spellStart"/>
       <w:r>
@@ -2039,92 +2155,61 @@
           <w:sz w:val="28"/>
           <w:szCs w:val="28"/>
         </w:rPr>
-        <w:t xml:space="preserve"> в профиле (C:\</w:t>
-      </w:r>
-      <w:proofErr w:type="spellStart"/>
-      <w:r>
-        <w:rPr>
-          <w:rFonts w:ascii="Times New Roman" w:hAnsi="Times New Roman" w:cs="Times New Roman"/>
-          <w:sz w:val="28"/>
-          <w:szCs w:val="28"/>
-        </w:rPr>
-        <w:t>Users</w:t>
-      </w:r>
-      <w:proofErr w:type="spellEnd"/>
-      <w:r>
-        <w:rPr>
-          <w:rFonts w:ascii="Times New Roman" w:hAnsi="Times New Roman" w:cs="Times New Roman"/>
-          <w:sz w:val="28"/>
-          <w:szCs w:val="28"/>
-        </w:rPr>
-        <w:t>\Ярослав).</w:t>
-      </w:r>
-    </w:p>
-    <w:p>
-      <w:pPr>
-        <w:pStyle w:val="a8"/>
-        <w:numPr>
-          <w:ilvl w:val="0"/>
-          <w:numId w:val="3"/>
-        </w:numPr>
-        <w:jc w:val="both"/>
-        <w:rPr>
-          <w:rFonts w:ascii="Times New Roman" w:hAnsi="Times New Roman" w:cs="Times New Roman"/>
-          <w:sz w:val="28"/>
-          <w:szCs w:val="28"/>
-        </w:rPr>
-      </w:pPr>
-      <w:proofErr w:type="spellStart"/>
-      <w:r>
-        <w:rPr>
-          <w:rFonts w:ascii="Times New Roman" w:hAnsi="Times New Roman" w:cs="Times New Roman"/>
-          <w:sz w:val="28"/>
-          <w:szCs w:val="28"/>
-        </w:rPr>
-        <w:t>cd</w:t>
-      </w:r>
-      <w:proofErr w:type="spellEnd"/>
-      <w:r>
-        <w:rPr>
-          <w:rFonts w:ascii="Times New Roman" w:hAnsi="Times New Roman" w:cs="Times New Roman"/>
-          <w:sz w:val="28"/>
-          <w:szCs w:val="28"/>
-        </w:rPr>
-        <w:t xml:space="preserve"> </w:t>
-      </w:r>
-      <w:proofErr w:type="spellStart"/>
-      <w:r>
-        <w:rPr>
-          <w:rFonts w:ascii="Times New Roman" w:hAnsi="Times New Roman" w:cs="Times New Roman"/>
-          <w:sz w:val="28"/>
-          <w:szCs w:val="28"/>
-        </w:rPr>
-        <w:t>labs</w:t>
-      </w:r>
-      <w:proofErr w:type="spellEnd"/>
-      <w:r>
-        <w:rPr>
-          <w:rFonts w:ascii="Times New Roman" w:hAnsi="Times New Roman" w:cs="Times New Roman"/>
-          <w:sz w:val="28"/>
-          <w:szCs w:val="28"/>
-        </w:rPr>
-        <w:t xml:space="preserve"> — Зашел в эту папку. Теперь все команды применяются к ней.</w:t>
-      </w:r>
-    </w:p>
-    <w:p>
-      <w:pPr>
-        <w:pStyle w:val="a8"/>
-        <w:numPr>
-          <w:ilvl w:val="0"/>
-          <w:numId w:val="3"/>
-        </w:numPr>
-        <w:jc w:val="both"/>
-        <w:rPr>
-          <w:rFonts w:ascii="Times New Roman" w:hAnsi="Times New Roman" w:cs="Times New Roman"/>
-          <w:sz w:val="28"/>
-          <w:szCs w:val="28"/>
-        </w:rPr>
-      </w:pPr>
+        <w:br/>
+        <w:t xml:space="preserve">Ответ системы: </w:t>
+      </w:r>
+      <w:proofErr w:type="spellStart"/>
+      <w:r>
+        <w:rPr>
+          <w:rFonts w:ascii="Times New Roman" w:hAnsi="Times New Roman" w:cs="Times New Roman"/>
+          <w:sz w:val="28"/>
+          <w:szCs w:val="28"/>
+        </w:rPr>
+        <w:t>PowerShell</w:t>
+      </w:r>
+      <w:proofErr w:type="spellEnd"/>
+      <w:r>
+        <w:rPr>
+          <w:rFonts w:ascii="Times New Roman" w:hAnsi="Times New Roman" w:cs="Times New Roman"/>
+          <w:sz w:val="28"/>
+          <w:szCs w:val="28"/>
+        </w:rPr>
+        <w:t xml:space="preserve"> вывел информацию о создании каталога. Переход в папку прошел успешно (строка приглашения изменилась на C:\Users\Ярослав\labs&gt;).</w:t>
+      </w:r>
+    </w:p>
+    <w:p>
+      <w:pPr>
+        <w:rPr>
+          <w:rFonts w:ascii="Times New Roman" w:hAnsi="Times New Roman" w:cs="Times New Roman"/>
+          <w:sz w:val="28"/>
+          <w:szCs w:val="28"/>
+        </w:rPr>
+      </w:pPr>
+      <w:r>
+        <w:rPr>
+          <w:rFonts w:ascii="Times New Roman" w:hAnsi="Times New Roman" w:cs="Times New Roman"/>
+          <w:sz w:val="28"/>
+          <w:szCs w:val="28"/>
+        </w:rPr>
+        <w:t xml:space="preserve">2. </w:t>
+      </w:r>
+      <w:r>
+        <w:rPr>
+          <w:rFonts w:ascii="Times New Roman" w:hAnsi="Times New Roman" w:cs="Times New Roman"/>
+          <w:sz w:val="28"/>
+          <w:szCs w:val="28"/>
+        </w:rPr>
+        <w:t>Инициализация локального репозитория.</w:t>
+      </w:r>
+      <w:r>
+        <w:rPr>
+          <w:rFonts w:ascii="Times New Roman" w:hAnsi="Times New Roman" w:cs="Times New Roman"/>
+          <w:sz w:val="28"/>
+          <w:szCs w:val="28"/>
+        </w:rPr>
+        <w:br/>
+        <w:t xml:space="preserve">Команда </w:t>
+      </w:r>
       <w:proofErr w:type="spellStart"/>
       <w:r>
         <w:rPr>
@@ -2159,7 +2244,126 @@
           <w:sz w:val="28"/>
           <w:szCs w:val="28"/>
         </w:rPr>
-        <w:t xml:space="preserve"> — Превратил обычную папку в </w:t>
+        <w:t xml:space="preserve"> создает скрытую </w:t>
+      </w:r>
+      <w:proofErr w:type="gramStart"/>
+      <w:r>
+        <w:rPr>
+          <w:rFonts w:ascii="Times New Roman" w:hAnsi="Times New Roman" w:cs="Times New Roman"/>
+          <w:sz w:val="28"/>
+          <w:szCs w:val="28"/>
+        </w:rPr>
+        <w:t>директорию .</w:t>
+      </w:r>
+      <w:proofErr w:type="spellStart"/>
+      <w:r>
+        <w:rPr>
+          <w:rFonts w:ascii="Times New Roman" w:hAnsi="Times New Roman" w:cs="Times New Roman"/>
+          <w:sz w:val="28"/>
+          <w:szCs w:val="28"/>
+        </w:rPr>
+        <w:t>git</w:t>
+      </w:r>
+      <w:proofErr w:type="spellEnd"/>
+      <w:proofErr w:type="gramEnd"/>
+      <w:r>
+        <w:rPr>
+          <w:rFonts w:ascii="Times New Roman" w:hAnsi="Times New Roman" w:cs="Times New Roman"/>
+          <w:sz w:val="28"/>
+          <w:szCs w:val="28"/>
+        </w:rPr>
+        <w:t xml:space="preserve"> для отслеживания изменений.</w:t>
+      </w:r>
+      <w:r>
+        <w:rPr>
+          <w:rFonts w:ascii="Times New Roman" w:hAnsi="Times New Roman" w:cs="Times New Roman"/>
+          <w:sz w:val="28"/>
+          <w:szCs w:val="28"/>
+        </w:rPr>
+        <w:br/>
+        <w:t>Команда:</w:t>
+      </w:r>
+      <w:r>
+        <w:rPr>
+          <w:rFonts w:ascii="Times New Roman" w:hAnsi="Times New Roman" w:cs="Times New Roman"/>
+          <w:sz w:val="28"/>
+          <w:szCs w:val="28"/>
+        </w:rPr>
+        <w:br/>
+        <w:t xml:space="preserve">PS C:\Users\Ярослав\labs&gt; </w:t>
+      </w:r>
+      <w:proofErr w:type="spellStart"/>
+      <w:r>
+        <w:rPr>
+          <w:rFonts w:ascii="Times New Roman" w:hAnsi="Times New Roman" w:cs="Times New Roman"/>
+          <w:sz w:val="28"/>
+          <w:szCs w:val="28"/>
+        </w:rPr>
+        <w:t>git</w:t>
+      </w:r>
+      <w:proofErr w:type="spellEnd"/>
+      <w:r>
+        <w:rPr>
+          <w:rFonts w:ascii="Times New Roman" w:hAnsi="Times New Roman" w:cs="Times New Roman"/>
+          <w:sz w:val="28"/>
+          <w:szCs w:val="28"/>
+        </w:rPr>
+        <w:t xml:space="preserve"> </w:t>
+      </w:r>
+      <w:proofErr w:type="spellStart"/>
+      <w:r>
+        <w:rPr>
+          <w:rFonts w:ascii="Times New Roman" w:hAnsi="Times New Roman" w:cs="Times New Roman"/>
+          <w:sz w:val="28"/>
+          <w:szCs w:val="28"/>
+        </w:rPr>
+        <w:t>init</w:t>
+      </w:r>
+      <w:proofErr w:type="spellEnd"/>
+      <w:r>
+        <w:rPr>
+          <w:rFonts w:ascii="Times New Roman" w:hAnsi="Times New Roman" w:cs="Times New Roman"/>
+          <w:sz w:val="28"/>
+          <w:szCs w:val="28"/>
+        </w:rPr>
+        <w:br/>
+        <w:t xml:space="preserve">Ответ системы: </w:t>
+      </w:r>
+      <w:proofErr w:type="spellStart"/>
+      <w:r>
+        <w:rPr>
+          <w:rFonts w:ascii="Times New Roman" w:hAnsi="Times New Roman" w:cs="Times New Roman"/>
+          <w:sz w:val="28"/>
+          <w:szCs w:val="28"/>
+        </w:rPr>
+        <w:t>Initialized</w:t>
+      </w:r>
+      <w:proofErr w:type="spellEnd"/>
+      <w:r>
+        <w:rPr>
+          <w:rFonts w:ascii="Times New Roman" w:hAnsi="Times New Roman" w:cs="Times New Roman"/>
+          <w:sz w:val="28"/>
+          <w:szCs w:val="28"/>
+        </w:rPr>
+        <w:t xml:space="preserve"> </w:t>
+      </w:r>
+      <w:proofErr w:type="spellStart"/>
+      <w:r>
+        <w:rPr>
+          <w:rFonts w:ascii="Times New Roman" w:hAnsi="Times New Roman" w:cs="Times New Roman"/>
+          <w:sz w:val="28"/>
+          <w:szCs w:val="28"/>
+        </w:rPr>
+        <w:t>empty</w:t>
+      </w:r>
+      <w:proofErr w:type="spellEnd"/>
+      <w:r>
+        <w:rPr>
+          <w:rFonts w:ascii="Times New Roman" w:hAnsi="Times New Roman" w:cs="Times New Roman"/>
+          <w:sz w:val="28"/>
+          <w:szCs w:val="28"/>
+        </w:rPr>
+        <w:t xml:space="preserve"> </w:t>
       </w:r>
       <w:proofErr w:type="spellStart"/>
       <w:r>
@@ -2177,7 +2381,121 @@
           <w:sz w:val="28"/>
           <w:szCs w:val="28"/>
         </w:rPr>
-        <w:t>-репозиторий (создалась скрытая папка .</w:t>
+        <w:t xml:space="preserve"> </w:t>
+      </w:r>
+      <w:proofErr w:type="spellStart"/>
+      <w:r>
+        <w:rPr>
+          <w:rFonts w:ascii="Times New Roman" w:hAnsi="Times New Roman" w:cs="Times New Roman"/>
+          <w:sz w:val="28"/>
+          <w:szCs w:val="28"/>
+        </w:rPr>
+        <w:t>repository</w:t>
+      </w:r>
+      <w:proofErr w:type="spellEnd"/>
+      <w:r>
+        <w:rPr>
+          <w:rFonts w:ascii="Times New Roman" w:hAnsi="Times New Roman" w:cs="Times New Roman"/>
+          <w:sz w:val="28"/>
+          <w:szCs w:val="28"/>
+        </w:rPr>
+        <w:t xml:space="preserve"> </w:t>
+      </w:r>
+      <w:proofErr w:type="spellStart"/>
+      <w:r>
+        <w:rPr>
+          <w:rFonts w:ascii="Times New Roman" w:hAnsi="Times New Roman" w:cs="Times New Roman"/>
+          <w:sz w:val="28"/>
+          <w:szCs w:val="28"/>
+        </w:rPr>
+        <w:t>in</w:t>
+      </w:r>
+      <w:proofErr w:type="spellEnd"/>
+      <w:r>
+        <w:rPr>
+          <w:rFonts w:ascii="Times New Roman" w:hAnsi="Times New Roman" w:cs="Times New Roman"/>
+          <w:sz w:val="28"/>
+          <w:szCs w:val="28"/>
+        </w:rPr>
+        <w:t xml:space="preserve"> C:/Users/Ярослав/labs/.git/</w:t>
+      </w:r>
+      <w:r>
+        <w:rPr>
+          <w:rFonts w:ascii="Times New Roman" w:hAnsi="Times New Roman" w:cs="Times New Roman"/>
+          <w:sz w:val="28"/>
+          <w:szCs w:val="28"/>
+        </w:rPr>
+        <w:br/>
+      </w:r>
+      <w:proofErr w:type="spellStart"/>
+      <w:r>
+        <w:rPr>
+          <w:rFonts w:ascii="Times New Roman" w:hAnsi="Times New Roman" w:cs="Times New Roman"/>
+          <w:sz w:val="28"/>
+          <w:szCs w:val="28"/>
+        </w:rPr>
+        <w:t>Git</w:t>
+      </w:r>
+      <w:proofErr w:type="spellEnd"/>
+      <w:r>
+        <w:rPr>
+          <w:rFonts w:ascii="Times New Roman" w:hAnsi="Times New Roman" w:cs="Times New Roman"/>
+          <w:sz w:val="28"/>
+          <w:szCs w:val="28"/>
+        </w:rPr>
+        <w:t xml:space="preserve"> подтвердил создание пустого репозитория.</w:t>
+      </w:r>
+    </w:p>
+    <w:p>
+      <w:pPr>
+        <w:rPr>
+          <w:rFonts w:ascii="Times New Roman" w:hAnsi="Times New Roman" w:cs="Times New Roman"/>
+          <w:sz w:val="28"/>
+          <w:szCs w:val="28"/>
+        </w:rPr>
+      </w:pPr>
+      <w:r>
+        <w:rPr>
+          <w:rFonts w:ascii="Times New Roman" w:hAnsi="Times New Roman" w:cs="Times New Roman"/>
+          <w:sz w:val="28"/>
+          <w:szCs w:val="28"/>
+        </w:rPr>
+        <w:t xml:space="preserve">3. </w:t>
+      </w:r>
+      <w:r>
+        <w:rPr>
+          <w:rFonts w:ascii="Times New Roman" w:hAnsi="Times New Roman" w:cs="Times New Roman"/>
+          <w:sz w:val="28"/>
+          <w:szCs w:val="28"/>
+        </w:rPr>
+        <w:t>Настройка профиля пользователя.</w:t>
+      </w:r>
+      <w:r>
+        <w:rPr>
+          <w:rFonts w:ascii="Times New Roman" w:hAnsi="Times New Roman" w:cs="Times New Roman"/>
+          <w:sz w:val="28"/>
+          <w:szCs w:val="28"/>
+        </w:rPr>
+        <w:br/>
+        <w:t>Были заданы имя и электронная почта для подписи коммитов.</w:t>
+      </w:r>
+      <w:r>
+        <w:rPr>
+          <w:rFonts w:ascii="Times New Roman" w:hAnsi="Times New Roman" w:cs="Times New Roman"/>
+          <w:sz w:val="28"/>
+          <w:szCs w:val="28"/>
+        </w:rPr>
+        <w:br/>
+        <w:t>Команды:</w:t>
+      </w:r>
+      <w:r>
+        <w:rPr>
+          <w:rFonts w:ascii="Times New Roman" w:hAnsi="Times New Roman" w:cs="Times New Roman"/>
+          <w:sz w:val="28"/>
+          <w:szCs w:val="28"/>
+        </w:rPr>
+        <w:br/>
+        <w:t xml:space="preserve">PS C:\Users\Ярослав\labs&gt; </w:t>
       </w:r>
       <w:proofErr w:type="spellStart"/>
       <w:r>
@@ -2195,23 +2513,54 @@
           <w:sz w:val="28"/>
           <w:szCs w:val="28"/>
         </w:rPr>
-        <w:t>).</w:t>
-      </w:r>
-    </w:p>
-    <w:p>
-      <w:pPr>
-        <w:pStyle w:val="a8"/>
-        <w:numPr>
-          <w:ilvl w:val="0"/>
-          <w:numId w:val="3"/>
-        </w:numPr>
-        <w:jc w:val="both"/>
-        <w:rPr>
-          <w:rFonts w:ascii="Times New Roman" w:hAnsi="Times New Roman" w:cs="Times New Roman"/>
-          <w:sz w:val="28"/>
-          <w:szCs w:val="28"/>
-        </w:rPr>
-      </w:pPr>
+        <w:t xml:space="preserve"> </w:t>
+      </w:r>
+      <w:proofErr w:type="spellStart"/>
+      <w:r>
+        <w:rPr>
+          <w:rFonts w:ascii="Times New Roman" w:hAnsi="Times New Roman" w:cs="Times New Roman"/>
+          <w:sz w:val="28"/>
+          <w:szCs w:val="28"/>
+        </w:rPr>
+        <w:t>config</w:t>
+      </w:r>
+      <w:proofErr w:type="spellEnd"/>
+      <w:r>
+        <w:rPr>
+          <w:rFonts w:ascii="Times New Roman" w:hAnsi="Times New Roman" w:cs="Times New Roman"/>
+          <w:sz w:val="28"/>
+          <w:szCs w:val="28"/>
+        </w:rPr>
+        <w:t xml:space="preserve"> </w:t>
+      </w:r>
+      <w:hyperlink r:id="rId7" w:tgtFrame="_blank" w:history="1">
+        <w:r>
+          <w:rPr>
+            <w:rStyle w:val="a9"/>
+            <w:rFonts w:ascii="Times New Roman" w:hAnsi="Times New Roman" w:cs="Times New Roman"/>
+            <w:sz w:val="28"/>
+            <w:szCs w:val="28"/>
+          </w:rPr>
+          <w:t>user.name</w:t>
+        </w:r>
+      </w:hyperlink>
+      <w:r>
+        <w:rPr>
+          <w:rFonts w:ascii="Times New Roman" w:hAnsi="Times New Roman" w:cs="Times New Roman"/>
+          <w:sz w:val="28"/>
+          <w:szCs w:val="28"/>
+        </w:rPr>
+        <w:t xml:space="preserve"> "arikarik385-afk"</w:t>
+      </w:r>
+      <w:r>
+        <w:rPr>
+          <w:rFonts w:ascii="Times New Roman" w:hAnsi="Times New Roman" w:cs="Times New Roman"/>
+          <w:sz w:val="28"/>
+          <w:szCs w:val="28"/>
+        </w:rPr>
+        <w:br/>
+        <w:t xml:space="preserve">PS C:\Users\Ярослав\labs&gt; </w:t>
+      </w:r>
       <w:proofErr w:type="spellStart"/>
       <w:r>
         <w:rPr>
@@ -2246,16 +2595,1435 @@
           <w:sz w:val="28"/>
           <w:szCs w:val="28"/>
         </w:rPr>
-        <w:t xml:space="preserve"> user.name ... — Указал, что автором изменений </w:t>
-      </w:r>
-      <w:r>
-        <w:rPr>
-          <w:rFonts w:ascii="Times New Roman" w:hAnsi="Times New Roman" w:cs="Times New Roman"/>
-          <w:sz w:val="28"/>
-          <w:szCs w:val="28"/>
-        </w:rPr>
-        <w:t>я</w:t>
-      </w:r>
+        <w:t xml:space="preserve"> </w:t>
+      </w:r>
+      <w:proofErr w:type="spellStart"/>
+      <w:r>
+        <w:rPr>
+          <w:rFonts w:ascii="Times New Roman" w:hAnsi="Times New Roman" w:cs="Times New Roman"/>
+          <w:sz w:val="28"/>
+          <w:szCs w:val="28"/>
+        </w:rPr>
+        <w:t>user.email</w:t>
+      </w:r>
+      <w:proofErr w:type="spellEnd"/>
+      <w:r>
+        <w:rPr>
+          <w:rFonts w:ascii="Times New Roman" w:hAnsi="Times New Roman" w:cs="Times New Roman"/>
+          <w:sz w:val="28"/>
+          <w:szCs w:val="28"/>
+        </w:rPr>
+        <w:t xml:space="preserve"> "arikarik385@gmail.com"</w:t>
+      </w:r>
+      <w:r>
+        <w:rPr>
+          <w:rFonts w:ascii="Times New Roman" w:hAnsi="Times New Roman" w:cs="Times New Roman"/>
+          <w:sz w:val="28"/>
+          <w:szCs w:val="28"/>
+        </w:rPr>
+        <w:br/>
+        <w:t>Ответ системы: Сообщений нет, что означает успешное применение настроек.</w:t>
+      </w:r>
+    </w:p>
+    <w:p>
+      <w:pPr>
+        <w:rPr>
+          <w:rFonts w:ascii="Times New Roman" w:hAnsi="Times New Roman" w:cs="Times New Roman"/>
+          <w:sz w:val="28"/>
+          <w:szCs w:val="28"/>
+        </w:rPr>
+      </w:pPr>
+      <w:r>
+        <w:rPr>
+          <w:rFonts w:ascii="Times New Roman" w:hAnsi="Times New Roman" w:cs="Times New Roman"/>
+          <w:sz w:val="28"/>
+          <w:szCs w:val="28"/>
+        </w:rPr>
+        <w:t xml:space="preserve">4. </w:t>
+      </w:r>
+      <w:r>
+        <w:rPr>
+          <w:rFonts w:ascii="Times New Roman" w:hAnsi="Times New Roman" w:cs="Times New Roman"/>
+          <w:sz w:val="28"/>
+          <w:szCs w:val="28"/>
+        </w:rPr>
+        <w:t>Создание структуры проекта и файлов.</w:t>
+      </w:r>
+      <w:r>
+        <w:rPr>
+          <w:rFonts w:ascii="Times New Roman" w:hAnsi="Times New Roman" w:cs="Times New Roman"/>
+          <w:sz w:val="28"/>
+          <w:szCs w:val="28"/>
+        </w:rPr>
+        <w:br/>
+        <w:t>Созданы папки для лабораторных работ и текстовые файлы внутри них.</w:t>
+      </w:r>
+      <w:r>
+        <w:rPr>
+          <w:rFonts w:ascii="Times New Roman" w:hAnsi="Times New Roman" w:cs="Times New Roman"/>
+          <w:sz w:val="28"/>
+          <w:szCs w:val="28"/>
+        </w:rPr>
+        <w:br/>
+        <w:t>Команды:</w:t>
+      </w:r>
+      <w:r>
+        <w:rPr>
+          <w:rFonts w:ascii="Times New Roman" w:hAnsi="Times New Roman" w:cs="Times New Roman"/>
+          <w:sz w:val="28"/>
+          <w:szCs w:val="28"/>
+        </w:rPr>
+        <w:br/>
+        <w:t xml:space="preserve">PS C:\Users\Ярослав\labs&gt; </w:t>
+      </w:r>
+      <w:proofErr w:type="spellStart"/>
+      <w:r>
+        <w:rPr>
+          <w:rFonts w:ascii="Times New Roman" w:hAnsi="Times New Roman" w:cs="Times New Roman"/>
+          <w:sz w:val="28"/>
+          <w:szCs w:val="28"/>
+        </w:rPr>
+        <w:t>mkdir</w:t>
+      </w:r>
+      <w:proofErr w:type="spellEnd"/>
+      <w:r>
+        <w:rPr>
+          <w:rFonts w:ascii="Times New Roman" w:hAnsi="Times New Roman" w:cs="Times New Roman"/>
+          <w:sz w:val="28"/>
+          <w:szCs w:val="28"/>
+        </w:rPr>
+        <w:t xml:space="preserve"> LR_1</w:t>
+      </w:r>
+      <w:r>
+        <w:rPr>
+          <w:rFonts w:ascii="Times New Roman" w:hAnsi="Times New Roman" w:cs="Times New Roman"/>
+          <w:sz w:val="28"/>
+          <w:szCs w:val="28"/>
+        </w:rPr>
+        <w:br/>
+        <w:t xml:space="preserve">PS C:\Users\Ярослав\labs&gt; </w:t>
+      </w:r>
+      <w:proofErr w:type="spellStart"/>
+      <w:r>
+        <w:rPr>
+          <w:rFonts w:ascii="Times New Roman" w:hAnsi="Times New Roman" w:cs="Times New Roman"/>
+          <w:sz w:val="28"/>
+          <w:szCs w:val="28"/>
+        </w:rPr>
+        <w:t>mkdir</w:t>
+      </w:r>
+      <w:proofErr w:type="spellEnd"/>
+      <w:r>
+        <w:rPr>
+          <w:rFonts w:ascii="Times New Roman" w:hAnsi="Times New Roman" w:cs="Times New Roman"/>
+          <w:sz w:val="28"/>
+          <w:szCs w:val="28"/>
+        </w:rPr>
+        <w:t xml:space="preserve"> LR_2</w:t>
+      </w:r>
+      <w:r>
+        <w:rPr>
+          <w:rFonts w:ascii="Times New Roman" w:hAnsi="Times New Roman" w:cs="Times New Roman"/>
+          <w:sz w:val="28"/>
+          <w:szCs w:val="28"/>
+        </w:rPr>
+        <w:br/>
+        <w:t xml:space="preserve">PS C:\Users\Ярослав\labs&gt; </w:t>
+      </w:r>
+      <w:proofErr w:type="spellStart"/>
+      <w:r>
+        <w:rPr>
+          <w:rFonts w:ascii="Times New Roman" w:hAnsi="Times New Roman" w:cs="Times New Roman"/>
+          <w:sz w:val="28"/>
+          <w:szCs w:val="28"/>
+        </w:rPr>
+        <w:t>echo</w:t>
+      </w:r>
+      <w:proofErr w:type="spellEnd"/>
+      <w:r>
+        <w:rPr>
+          <w:rFonts w:ascii="Times New Roman" w:hAnsi="Times New Roman" w:cs="Times New Roman"/>
+          <w:sz w:val="28"/>
+          <w:szCs w:val="28"/>
+        </w:rPr>
+        <w:t xml:space="preserve"> "Отчет 1</w:t>
+      </w:r>
+      <w:proofErr w:type="gramStart"/>
+      <w:r>
+        <w:rPr>
+          <w:rFonts w:ascii="Times New Roman" w:hAnsi="Times New Roman" w:cs="Times New Roman"/>
+          <w:sz w:val="28"/>
+          <w:szCs w:val="28"/>
+        </w:rPr>
+        <w:t>" &gt;</w:t>
+      </w:r>
+      <w:proofErr w:type="gramEnd"/>
+      <w:r>
+        <w:rPr>
+          <w:rFonts w:ascii="Times New Roman" w:hAnsi="Times New Roman" w:cs="Times New Roman"/>
+          <w:sz w:val="28"/>
+          <w:szCs w:val="28"/>
+        </w:rPr>
+        <w:t xml:space="preserve"> LR_1\report.txt</w:t>
+      </w:r>
+      <w:r>
+        <w:rPr>
+          <w:rFonts w:ascii="Times New Roman" w:hAnsi="Times New Roman" w:cs="Times New Roman"/>
+          <w:sz w:val="28"/>
+          <w:szCs w:val="28"/>
+        </w:rPr>
+        <w:br/>
+        <w:t xml:space="preserve">PS C:\Users\Ярослав\labs&gt; </w:t>
+      </w:r>
+      <w:proofErr w:type="spellStart"/>
+      <w:r>
+        <w:rPr>
+          <w:rFonts w:ascii="Times New Roman" w:hAnsi="Times New Roman" w:cs="Times New Roman"/>
+          <w:sz w:val="28"/>
+          <w:szCs w:val="28"/>
+        </w:rPr>
+        <w:t>echo</w:t>
+      </w:r>
+      <w:proofErr w:type="spellEnd"/>
+      <w:r>
+        <w:rPr>
+          <w:rFonts w:ascii="Times New Roman" w:hAnsi="Times New Roman" w:cs="Times New Roman"/>
+          <w:sz w:val="28"/>
+          <w:szCs w:val="28"/>
+        </w:rPr>
+        <w:t xml:space="preserve"> "Отчет 2" &gt; LR_2\report.txt</w:t>
+      </w:r>
+      <w:r>
+        <w:rPr>
+          <w:rFonts w:ascii="Times New Roman" w:hAnsi="Times New Roman" w:cs="Times New Roman"/>
+          <w:sz w:val="28"/>
+          <w:szCs w:val="28"/>
+        </w:rPr>
+        <w:br/>
+        <w:t xml:space="preserve">Ответ системы: Каталоги созданы. Команда </w:t>
+      </w:r>
+      <w:proofErr w:type="spellStart"/>
+      <w:r>
+        <w:rPr>
+          <w:rFonts w:ascii="Times New Roman" w:hAnsi="Times New Roman" w:cs="Times New Roman"/>
+          <w:sz w:val="28"/>
+          <w:szCs w:val="28"/>
+        </w:rPr>
+        <w:t>echo</w:t>
+      </w:r>
+      <w:proofErr w:type="spellEnd"/>
+      <w:r>
+        <w:rPr>
+          <w:rFonts w:ascii="Times New Roman" w:hAnsi="Times New Roman" w:cs="Times New Roman"/>
+          <w:sz w:val="28"/>
+          <w:szCs w:val="28"/>
+        </w:rPr>
+        <w:t xml:space="preserve"> с </w:t>
+      </w:r>
+      <w:proofErr w:type="gramStart"/>
+      <w:r>
+        <w:rPr>
+          <w:rFonts w:ascii="Times New Roman" w:hAnsi="Times New Roman" w:cs="Times New Roman"/>
+          <w:sz w:val="28"/>
+          <w:szCs w:val="28"/>
+        </w:rPr>
+        <w:t>символом &gt;</w:t>
+      </w:r>
+      <w:proofErr w:type="gramEnd"/>
+      <w:r>
+        <w:rPr>
+          <w:rFonts w:ascii="Times New Roman" w:hAnsi="Times New Roman" w:cs="Times New Roman"/>
+          <w:sz w:val="28"/>
+          <w:szCs w:val="28"/>
+        </w:rPr>
+        <w:t xml:space="preserve"> создала файлы и записала в них текст.</w:t>
+      </w:r>
+    </w:p>
+    <w:p>
+      <w:pPr>
+        <w:rPr>
+          <w:rFonts w:ascii="Times New Roman" w:hAnsi="Times New Roman" w:cs="Times New Roman"/>
+          <w:sz w:val="28"/>
+          <w:szCs w:val="28"/>
+          <w:lang w:val="en-US"/>
+        </w:rPr>
+      </w:pPr>
+      <w:r>
+        <w:rPr>
+          <w:rFonts w:ascii="Times New Roman" w:hAnsi="Times New Roman" w:cs="Times New Roman"/>
+          <w:sz w:val="28"/>
+          <w:szCs w:val="28"/>
+        </w:rPr>
+        <w:t xml:space="preserve">5. </w:t>
+      </w:r>
+      <w:r>
+        <w:rPr>
+          <w:rFonts w:ascii="Times New Roman" w:hAnsi="Times New Roman" w:cs="Times New Roman"/>
+          <w:sz w:val="28"/>
+          <w:szCs w:val="28"/>
+        </w:rPr>
+        <w:t>Подготовка и сохранение изменений (Коммит).</w:t>
+      </w:r>
+      <w:r>
+        <w:rPr>
+          <w:rFonts w:ascii="Times New Roman" w:hAnsi="Times New Roman" w:cs="Times New Roman"/>
+          <w:sz w:val="28"/>
+          <w:szCs w:val="28"/>
+        </w:rPr>
+        <w:br/>
+        <w:t xml:space="preserve">Команда </w:t>
+      </w:r>
+      <w:proofErr w:type="spellStart"/>
+      <w:r>
+        <w:rPr>
+          <w:rFonts w:ascii="Times New Roman" w:hAnsi="Times New Roman" w:cs="Times New Roman"/>
+          <w:sz w:val="28"/>
+          <w:szCs w:val="28"/>
+        </w:rPr>
+        <w:t>git</w:t>
+      </w:r>
+      <w:proofErr w:type="spellEnd"/>
+      <w:r>
+        <w:rPr>
+          <w:rFonts w:ascii="Times New Roman" w:hAnsi="Times New Roman" w:cs="Times New Roman"/>
+          <w:sz w:val="28"/>
+          <w:szCs w:val="28"/>
+        </w:rPr>
+        <w:t xml:space="preserve"> </w:t>
+      </w:r>
+      <w:proofErr w:type="spellStart"/>
+      <w:proofErr w:type="gramStart"/>
+      <w:r>
+        <w:rPr>
+          <w:rFonts w:ascii="Times New Roman" w:hAnsi="Times New Roman" w:cs="Times New Roman"/>
+          <w:sz w:val="28"/>
+          <w:szCs w:val="28"/>
+        </w:rPr>
+        <w:t>add</w:t>
+      </w:r>
+      <w:proofErr w:type="spellEnd"/>
+      <w:r>
+        <w:rPr>
+          <w:rFonts w:ascii="Times New Roman" w:hAnsi="Times New Roman" w:cs="Times New Roman"/>
+          <w:sz w:val="28"/>
+          <w:szCs w:val="28"/>
+        </w:rPr>
+        <w:t xml:space="preserve"> .</w:t>
+      </w:r>
+      <w:proofErr w:type="gramEnd"/>
+      <w:r>
+        <w:rPr>
+          <w:rFonts w:ascii="Times New Roman" w:hAnsi="Times New Roman" w:cs="Times New Roman"/>
+          <w:sz w:val="28"/>
+          <w:szCs w:val="28"/>
+        </w:rPr>
+        <w:t xml:space="preserve"> добавила все новые файлы в индекс. Команда </w:t>
+      </w:r>
+      <w:proofErr w:type="spellStart"/>
+      <w:r>
+        <w:rPr>
+          <w:rFonts w:ascii="Times New Roman" w:hAnsi="Times New Roman" w:cs="Times New Roman"/>
+          <w:sz w:val="28"/>
+          <w:szCs w:val="28"/>
+        </w:rPr>
+        <w:t>git</w:t>
+      </w:r>
+      <w:proofErr w:type="spellEnd"/>
+      <w:r>
+        <w:rPr>
+          <w:rFonts w:ascii="Times New Roman" w:hAnsi="Times New Roman" w:cs="Times New Roman"/>
+          <w:sz w:val="28"/>
+          <w:szCs w:val="28"/>
+        </w:rPr>
+        <w:t xml:space="preserve"> </w:t>
+      </w:r>
+      <w:proofErr w:type="spellStart"/>
+      <w:r>
+        <w:rPr>
+          <w:rFonts w:ascii="Times New Roman" w:hAnsi="Times New Roman" w:cs="Times New Roman"/>
+          <w:sz w:val="28"/>
+          <w:szCs w:val="28"/>
+        </w:rPr>
+        <w:t>commit</w:t>
+      </w:r>
+      <w:proofErr w:type="spellEnd"/>
+      <w:r>
+        <w:rPr>
+          <w:rFonts w:ascii="Times New Roman" w:hAnsi="Times New Roman" w:cs="Times New Roman"/>
+          <w:sz w:val="28"/>
+          <w:szCs w:val="28"/>
+        </w:rPr>
+        <w:t xml:space="preserve"> зафиксировала изменения.</w:t>
+      </w:r>
+      <w:r>
+        <w:rPr>
+          <w:rFonts w:ascii="Times New Roman" w:hAnsi="Times New Roman" w:cs="Times New Roman"/>
+          <w:sz w:val="28"/>
+          <w:szCs w:val="28"/>
+        </w:rPr>
+        <w:br/>
+        <w:t>Команды:</w:t>
+      </w:r>
+      <w:r>
+        <w:rPr>
+          <w:rFonts w:ascii="Times New Roman" w:hAnsi="Times New Roman" w:cs="Times New Roman"/>
+          <w:sz w:val="28"/>
+          <w:szCs w:val="28"/>
+        </w:rPr>
+        <w:br/>
+        <w:t xml:space="preserve">PS C:\Users\Ярослав\labs&gt; </w:t>
+      </w:r>
+      <w:proofErr w:type="spellStart"/>
+      <w:r>
+        <w:rPr>
+          <w:rFonts w:ascii="Times New Roman" w:hAnsi="Times New Roman" w:cs="Times New Roman"/>
+          <w:sz w:val="28"/>
+          <w:szCs w:val="28"/>
+        </w:rPr>
+        <w:t>git</w:t>
+      </w:r>
+      <w:proofErr w:type="spellEnd"/>
+      <w:r>
+        <w:rPr>
+          <w:rFonts w:ascii="Times New Roman" w:hAnsi="Times New Roman" w:cs="Times New Roman"/>
+          <w:sz w:val="28"/>
+          <w:szCs w:val="28"/>
+        </w:rPr>
+        <w:t xml:space="preserve"> </w:t>
+      </w:r>
+      <w:proofErr w:type="spellStart"/>
+      <w:proofErr w:type="gramStart"/>
+      <w:r>
+        <w:rPr>
+          <w:rFonts w:ascii="Times New Roman" w:hAnsi="Times New Roman" w:cs="Times New Roman"/>
+          <w:sz w:val="28"/>
+          <w:szCs w:val="28"/>
+        </w:rPr>
+        <w:t>add</w:t>
+      </w:r>
+      <w:proofErr w:type="spellEnd"/>
+      <w:r>
+        <w:rPr>
+          <w:rFonts w:ascii="Times New Roman" w:hAnsi="Times New Roman" w:cs="Times New Roman"/>
+          <w:sz w:val="28"/>
+          <w:szCs w:val="28"/>
+        </w:rPr>
+        <w:t xml:space="preserve"> .</w:t>
+      </w:r>
+      <w:proofErr w:type="gramEnd"/>
+      <w:r>
+        <w:rPr>
+          <w:rFonts w:ascii="Times New Roman" w:hAnsi="Times New Roman" w:cs="Times New Roman"/>
+          <w:sz w:val="28"/>
+          <w:szCs w:val="28"/>
+        </w:rPr>
+        <w:br/>
+      </w:r>
+      <w:r>
+        <w:rPr>
+          <w:rFonts w:ascii="Times New Roman" w:hAnsi="Times New Roman" w:cs="Times New Roman"/>
+          <w:sz w:val="28"/>
+          <w:szCs w:val="28"/>
+          <w:lang w:val="en-US"/>
+        </w:rPr>
+        <w:t>PS C:\Users\</w:t>
+      </w:r>
+      <w:r>
+        <w:rPr>
+          <w:rFonts w:ascii="Times New Roman" w:hAnsi="Times New Roman" w:cs="Times New Roman"/>
+          <w:sz w:val="28"/>
+          <w:szCs w:val="28"/>
+        </w:rPr>
+        <w:t>Ярослав</w:t>
+      </w:r>
+      <w:r>
+        <w:rPr>
+          <w:rFonts w:ascii="Times New Roman" w:hAnsi="Times New Roman" w:cs="Times New Roman"/>
+          <w:sz w:val="28"/>
+          <w:szCs w:val="28"/>
+          <w:lang w:val="en-US"/>
+        </w:rPr>
+        <w:t>\labs&gt; git commit -m "Initial commit"</w:t>
+      </w:r>
+      <w:r>
+        <w:rPr>
+          <w:rFonts w:ascii="Times New Roman" w:hAnsi="Times New Roman" w:cs="Times New Roman"/>
+          <w:sz w:val="28"/>
+          <w:szCs w:val="28"/>
+          <w:lang w:val="en-US"/>
+        </w:rPr>
+        <w:br/>
+      </w:r>
+      <w:r>
+        <w:rPr>
+          <w:rFonts w:ascii="Times New Roman" w:hAnsi="Times New Roman" w:cs="Times New Roman"/>
+          <w:sz w:val="28"/>
+          <w:szCs w:val="28"/>
+        </w:rPr>
+        <w:t>Ответ</w:t>
+      </w:r>
+      <w:r>
+        <w:rPr>
+          <w:rFonts w:ascii="Times New Roman" w:hAnsi="Times New Roman" w:cs="Times New Roman"/>
+          <w:sz w:val="28"/>
+          <w:szCs w:val="28"/>
+          <w:lang w:val="en-US"/>
+        </w:rPr>
+        <w:t xml:space="preserve"> </w:t>
+      </w:r>
+      <w:r>
+        <w:rPr>
+          <w:rFonts w:ascii="Times New Roman" w:hAnsi="Times New Roman" w:cs="Times New Roman"/>
+          <w:sz w:val="28"/>
+          <w:szCs w:val="28"/>
+        </w:rPr>
+        <w:t>системы</w:t>
+      </w:r>
+      <w:r>
+        <w:rPr>
+          <w:rFonts w:ascii="Times New Roman" w:hAnsi="Times New Roman" w:cs="Times New Roman"/>
+          <w:sz w:val="28"/>
+          <w:szCs w:val="28"/>
+          <w:lang w:val="en-US"/>
+        </w:rPr>
+        <w:t>:</w:t>
+      </w:r>
+      <w:r>
+        <w:rPr>
+          <w:rFonts w:ascii="Times New Roman" w:hAnsi="Times New Roman" w:cs="Times New Roman"/>
+          <w:sz w:val="28"/>
+          <w:szCs w:val="28"/>
+          <w:lang w:val="en-US"/>
+        </w:rPr>
+        <w:br/>
+        <w:t>[master (root-commit) 5faa19c] Initial commit</w:t>
+      </w:r>
+    </w:p>
+    <w:p>
+      <w:pPr>
+        <w:rPr>
+          <w:rFonts w:ascii="Times New Roman" w:hAnsi="Times New Roman" w:cs="Times New Roman"/>
+          <w:sz w:val="28"/>
+          <w:szCs w:val="28"/>
+          <w:lang w:val="en-US"/>
+        </w:rPr>
+      </w:pPr>
+      <w:r>
+        <w:rPr>
+          <w:rFonts w:ascii="Times New Roman" w:hAnsi="Times New Roman" w:cs="Times New Roman"/>
+          <w:sz w:val="28"/>
+          <w:szCs w:val="28"/>
+          <w:lang w:val="en-US"/>
+        </w:rPr>
+        <w:lastRenderedPageBreak/>
+        <w:t xml:space="preserve">files changed, 0 </w:t>
+      </w:r>
+      <w:proofErr w:type="gramStart"/>
+      <w:r>
+        <w:rPr>
+          <w:rFonts w:ascii="Times New Roman" w:hAnsi="Times New Roman" w:cs="Times New Roman"/>
+          <w:sz w:val="28"/>
+          <w:szCs w:val="28"/>
+          <w:lang w:val="en-US"/>
+        </w:rPr>
+        <w:t>insertions(</w:t>
+      </w:r>
+      <w:proofErr w:type="gramEnd"/>
+      <w:r>
+        <w:rPr>
+          <w:rFonts w:ascii="Times New Roman" w:hAnsi="Times New Roman" w:cs="Times New Roman"/>
+          <w:sz w:val="28"/>
+          <w:szCs w:val="28"/>
+          <w:lang w:val="en-US"/>
+        </w:rPr>
+        <w:t>+), 0 deletions(-)</w:t>
+      </w:r>
+      <w:r>
+        <w:rPr>
+          <w:rFonts w:ascii="Times New Roman" w:hAnsi="Times New Roman" w:cs="Times New Roman"/>
+          <w:sz w:val="28"/>
+          <w:szCs w:val="28"/>
+          <w:lang w:val="en-US"/>
+        </w:rPr>
+        <w:br/>
+        <w:t>create mode 100644 LR_1/report.txt</w:t>
+      </w:r>
+      <w:r>
+        <w:rPr>
+          <w:rFonts w:ascii="Times New Roman" w:hAnsi="Times New Roman" w:cs="Times New Roman"/>
+          <w:sz w:val="28"/>
+          <w:szCs w:val="28"/>
+          <w:lang w:val="en-US"/>
+        </w:rPr>
+        <w:br/>
+        <w:t>create mode 100644 LR_2/report.txt</w:t>
+      </w:r>
+      <w:r>
+        <w:rPr>
+          <w:rFonts w:ascii="Times New Roman" w:hAnsi="Times New Roman" w:cs="Times New Roman"/>
+          <w:sz w:val="28"/>
+          <w:szCs w:val="28"/>
+          <w:lang w:val="en-US"/>
+        </w:rPr>
+        <w:br/>
+        <w:t xml:space="preserve">Git </w:t>
+      </w:r>
+      <w:r>
+        <w:rPr>
+          <w:rFonts w:ascii="Times New Roman" w:hAnsi="Times New Roman" w:cs="Times New Roman"/>
+          <w:sz w:val="28"/>
+          <w:szCs w:val="28"/>
+        </w:rPr>
+        <w:t>отчитался</w:t>
+      </w:r>
+      <w:r>
+        <w:rPr>
+          <w:rFonts w:ascii="Times New Roman" w:hAnsi="Times New Roman" w:cs="Times New Roman"/>
+          <w:sz w:val="28"/>
+          <w:szCs w:val="28"/>
+          <w:lang w:val="en-US"/>
+        </w:rPr>
+        <w:t xml:space="preserve">, </w:t>
+      </w:r>
+      <w:r>
+        <w:rPr>
+          <w:rFonts w:ascii="Times New Roman" w:hAnsi="Times New Roman" w:cs="Times New Roman"/>
+          <w:sz w:val="28"/>
+          <w:szCs w:val="28"/>
+        </w:rPr>
+        <w:t>что</w:t>
+      </w:r>
+      <w:r>
+        <w:rPr>
+          <w:rFonts w:ascii="Times New Roman" w:hAnsi="Times New Roman" w:cs="Times New Roman"/>
+          <w:sz w:val="28"/>
+          <w:szCs w:val="28"/>
+          <w:lang w:val="en-US"/>
+        </w:rPr>
+        <w:t xml:space="preserve"> </w:t>
+      </w:r>
+      <w:r>
+        <w:rPr>
+          <w:rFonts w:ascii="Times New Roman" w:hAnsi="Times New Roman" w:cs="Times New Roman"/>
+          <w:sz w:val="28"/>
+          <w:szCs w:val="28"/>
+        </w:rPr>
+        <w:t>сохранено</w:t>
+      </w:r>
+      <w:r>
+        <w:rPr>
+          <w:rFonts w:ascii="Times New Roman" w:hAnsi="Times New Roman" w:cs="Times New Roman"/>
+          <w:sz w:val="28"/>
+          <w:szCs w:val="28"/>
+          <w:lang w:val="en-US"/>
+        </w:rPr>
+        <w:t xml:space="preserve"> 2 </w:t>
+      </w:r>
+      <w:r>
+        <w:rPr>
+          <w:rFonts w:ascii="Times New Roman" w:hAnsi="Times New Roman" w:cs="Times New Roman"/>
+          <w:sz w:val="28"/>
+          <w:szCs w:val="28"/>
+        </w:rPr>
+        <w:t>файла</w:t>
+      </w:r>
+      <w:r>
+        <w:rPr>
+          <w:rFonts w:ascii="Times New Roman" w:hAnsi="Times New Roman" w:cs="Times New Roman"/>
+          <w:sz w:val="28"/>
+          <w:szCs w:val="28"/>
+          <w:lang w:val="en-US"/>
+        </w:rPr>
+        <w:t xml:space="preserve">, </w:t>
+      </w:r>
+      <w:r>
+        <w:rPr>
+          <w:rFonts w:ascii="Times New Roman" w:hAnsi="Times New Roman" w:cs="Times New Roman"/>
+          <w:sz w:val="28"/>
+          <w:szCs w:val="28"/>
+        </w:rPr>
+        <w:t>и</w:t>
+      </w:r>
+      <w:r>
+        <w:rPr>
+          <w:rFonts w:ascii="Times New Roman" w:hAnsi="Times New Roman" w:cs="Times New Roman"/>
+          <w:sz w:val="28"/>
+          <w:szCs w:val="28"/>
+          <w:lang w:val="en-US"/>
+        </w:rPr>
+        <w:t xml:space="preserve"> </w:t>
+      </w:r>
+      <w:r>
+        <w:rPr>
+          <w:rFonts w:ascii="Times New Roman" w:hAnsi="Times New Roman" w:cs="Times New Roman"/>
+          <w:sz w:val="28"/>
+          <w:szCs w:val="28"/>
+        </w:rPr>
+        <w:t>выдал</w:t>
+      </w:r>
+      <w:r>
+        <w:rPr>
+          <w:rFonts w:ascii="Times New Roman" w:hAnsi="Times New Roman" w:cs="Times New Roman"/>
+          <w:sz w:val="28"/>
+          <w:szCs w:val="28"/>
+          <w:lang w:val="en-US"/>
+        </w:rPr>
+        <w:t xml:space="preserve"> </w:t>
+      </w:r>
+      <w:r>
+        <w:rPr>
+          <w:rFonts w:ascii="Times New Roman" w:hAnsi="Times New Roman" w:cs="Times New Roman"/>
+          <w:sz w:val="28"/>
+          <w:szCs w:val="28"/>
+        </w:rPr>
+        <w:t>уникальный</w:t>
+      </w:r>
+      <w:r>
+        <w:rPr>
+          <w:rFonts w:ascii="Times New Roman" w:hAnsi="Times New Roman" w:cs="Times New Roman"/>
+          <w:sz w:val="28"/>
+          <w:szCs w:val="28"/>
+          <w:lang w:val="en-US"/>
+        </w:rPr>
+        <w:t xml:space="preserve"> </w:t>
+      </w:r>
+      <w:proofErr w:type="spellStart"/>
+      <w:r>
+        <w:rPr>
+          <w:rFonts w:ascii="Times New Roman" w:hAnsi="Times New Roman" w:cs="Times New Roman"/>
+          <w:sz w:val="28"/>
+          <w:szCs w:val="28"/>
+        </w:rPr>
+        <w:t>хеш</w:t>
+      </w:r>
+      <w:proofErr w:type="spellEnd"/>
+      <w:r>
+        <w:rPr>
+          <w:rFonts w:ascii="Times New Roman" w:hAnsi="Times New Roman" w:cs="Times New Roman"/>
+          <w:sz w:val="28"/>
+          <w:szCs w:val="28"/>
+          <w:lang w:val="en-US"/>
+        </w:rPr>
+        <w:t xml:space="preserve"> </w:t>
+      </w:r>
+      <w:r>
+        <w:rPr>
+          <w:rFonts w:ascii="Times New Roman" w:hAnsi="Times New Roman" w:cs="Times New Roman"/>
+          <w:sz w:val="28"/>
+          <w:szCs w:val="28"/>
+        </w:rPr>
+        <w:t>коммита</w:t>
+      </w:r>
+      <w:r>
+        <w:rPr>
+          <w:rFonts w:ascii="Times New Roman" w:hAnsi="Times New Roman" w:cs="Times New Roman"/>
+          <w:sz w:val="28"/>
+          <w:szCs w:val="28"/>
+          <w:lang w:val="en-US"/>
+        </w:rPr>
+        <w:t>.</w:t>
+      </w:r>
+    </w:p>
+    <w:p>
+      <w:pPr>
+        <w:rPr>
+          <w:rFonts w:ascii="Times New Roman" w:hAnsi="Times New Roman" w:cs="Times New Roman"/>
+          <w:sz w:val="28"/>
+          <w:szCs w:val="28"/>
+        </w:rPr>
+      </w:pPr>
+      <w:r>
+        <w:rPr>
+          <w:rFonts w:ascii="Times New Roman" w:hAnsi="Times New Roman" w:cs="Times New Roman"/>
+          <w:sz w:val="28"/>
+          <w:szCs w:val="28"/>
+        </w:rPr>
+        <w:t xml:space="preserve">6. </w:t>
+      </w:r>
+      <w:r>
+        <w:rPr>
+          <w:rFonts w:ascii="Times New Roman" w:hAnsi="Times New Roman" w:cs="Times New Roman"/>
+          <w:sz w:val="28"/>
+          <w:szCs w:val="28"/>
+        </w:rPr>
+        <w:t xml:space="preserve">Связывание с удаленным репозиторием на </w:t>
+      </w:r>
+      <w:proofErr w:type="spellStart"/>
+      <w:r>
+        <w:rPr>
+          <w:rFonts w:ascii="Times New Roman" w:hAnsi="Times New Roman" w:cs="Times New Roman"/>
+          <w:sz w:val="28"/>
+          <w:szCs w:val="28"/>
+        </w:rPr>
+        <w:t>GitHub</w:t>
+      </w:r>
+      <w:proofErr w:type="spellEnd"/>
+      <w:r>
+        <w:rPr>
+          <w:rFonts w:ascii="Times New Roman" w:hAnsi="Times New Roman" w:cs="Times New Roman"/>
+          <w:sz w:val="28"/>
+          <w:szCs w:val="28"/>
+        </w:rPr>
+        <w:t>.</w:t>
+      </w:r>
+      <w:r>
+        <w:rPr>
+          <w:rFonts w:ascii="Times New Roman" w:hAnsi="Times New Roman" w:cs="Times New Roman"/>
+          <w:sz w:val="28"/>
+          <w:szCs w:val="28"/>
+        </w:rPr>
+        <w:br/>
+        <w:t xml:space="preserve">Выполнено переименование ветки и привязка к репозиторию на </w:t>
+      </w:r>
+      <w:proofErr w:type="spellStart"/>
+      <w:r>
+        <w:rPr>
+          <w:rFonts w:ascii="Times New Roman" w:hAnsi="Times New Roman" w:cs="Times New Roman"/>
+          <w:sz w:val="28"/>
+          <w:szCs w:val="28"/>
+        </w:rPr>
+        <w:t>GitHub</w:t>
+      </w:r>
+      <w:proofErr w:type="spellEnd"/>
+      <w:r>
+        <w:rPr>
+          <w:rFonts w:ascii="Times New Roman" w:hAnsi="Times New Roman" w:cs="Times New Roman"/>
+          <w:sz w:val="28"/>
+          <w:szCs w:val="28"/>
+        </w:rPr>
+        <w:t>.</w:t>
+      </w:r>
+      <w:r>
+        <w:rPr>
+          <w:rFonts w:ascii="Times New Roman" w:hAnsi="Times New Roman" w:cs="Times New Roman"/>
+          <w:sz w:val="28"/>
+          <w:szCs w:val="28"/>
+        </w:rPr>
+        <w:br/>
+        <w:t>Команды:</w:t>
+      </w:r>
+      <w:r>
+        <w:rPr>
+          <w:rFonts w:ascii="Times New Roman" w:hAnsi="Times New Roman" w:cs="Times New Roman"/>
+          <w:sz w:val="28"/>
+          <w:szCs w:val="28"/>
+        </w:rPr>
+        <w:br/>
+        <w:t xml:space="preserve">PS C:\Users\Ярослав\labs&gt; </w:t>
+      </w:r>
+      <w:proofErr w:type="spellStart"/>
+      <w:r>
+        <w:rPr>
+          <w:rFonts w:ascii="Times New Roman" w:hAnsi="Times New Roman" w:cs="Times New Roman"/>
+          <w:sz w:val="28"/>
+          <w:szCs w:val="28"/>
+        </w:rPr>
+        <w:t>git</w:t>
+      </w:r>
+      <w:proofErr w:type="spellEnd"/>
+      <w:r>
+        <w:rPr>
+          <w:rFonts w:ascii="Times New Roman" w:hAnsi="Times New Roman" w:cs="Times New Roman"/>
+          <w:sz w:val="28"/>
+          <w:szCs w:val="28"/>
+        </w:rPr>
+        <w:t xml:space="preserve"> </w:t>
+      </w:r>
+      <w:proofErr w:type="spellStart"/>
+      <w:r>
+        <w:rPr>
+          <w:rFonts w:ascii="Times New Roman" w:hAnsi="Times New Roman" w:cs="Times New Roman"/>
+          <w:sz w:val="28"/>
+          <w:szCs w:val="28"/>
+        </w:rPr>
+        <w:t>branch</w:t>
+      </w:r>
+      <w:proofErr w:type="spellEnd"/>
+      <w:r>
+        <w:rPr>
+          <w:rFonts w:ascii="Times New Roman" w:hAnsi="Times New Roman" w:cs="Times New Roman"/>
+          <w:sz w:val="28"/>
+          <w:szCs w:val="28"/>
+        </w:rPr>
+        <w:t xml:space="preserve"> -M </w:t>
+      </w:r>
+      <w:proofErr w:type="spellStart"/>
+      <w:r>
+        <w:rPr>
+          <w:rFonts w:ascii="Times New Roman" w:hAnsi="Times New Roman" w:cs="Times New Roman"/>
+          <w:sz w:val="28"/>
+          <w:szCs w:val="28"/>
+        </w:rPr>
+        <w:t>main</w:t>
+      </w:r>
+      <w:proofErr w:type="spellEnd"/>
+      <w:r>
+        <w:rPr>
+          <w:rFonts w:ascii="Times New Roman" w:hAnsi="Times New Roman" w:cs="Times New Roman"/>
+          <w:sz w:val="28"/>
+          <w:szCs w:val="28"/>
+        </w:rPr>
+        <w:br/>
+        <w:t xml:space="preserve">PS C:\Users\Ярослав\labs&gt; </w:t>
+      </w:r>
+      <w:proofErr w:type="spellStart"/>
+      <w:r>
+        <w:rPr>
+          <w:rFonts w:ascii="Times New Roman" w:hAnsi="Times New Roman" w:cs="Times New Roman"/>
+          <w:sz w:val="28"/>
+          <w:szCs w:val="28"/>
+        </w:rPr>
+        <w:t>git</w:t>
+      </w:r>
+      <w:proofErr w:type="spellEnd"/>
+      <w:r>
+        <w:rPr>
+          <w:rFonts w:ascii="Times New Roman" w:hAnsi="Times New Roman" w:cs="Times New Roman"/>
+          <w:sz w:val="28"/>
+          <w:szCs w:val="28"/>
+        </w:rPr>
+        <w:t xml:space="preserve"> </w:t>
+      </w:r>
+      <w:proofErr w:type="spellStart"/>
+      <w:r>
+        <w:rPr>
+          <w:rFonts w:ascii="Times New Roman" w:hAnsi="Times New Roman" w:cs="Times New Roman"/>
+          <w:sz w:val="28"/>
+          <w:szCs w:val="28"/>
+        </w:rPr>
+        <w:t>remote</w:t>
+      </w:r>
+      <w:proofErr w:type="spellEnd"/>
+      <w:r>
+        <w:rPr>
+          <w:rFonts w:ascii="Times New Roman" w:hAnsi="Times New Roman" w:cs="Times New Roman"/>
+          <w:sz w:val="28"/>
+          <w:szCs w:val="28"/>
+        </w:rPr>
+        <w:t xml:space="preserve"> </w:t>
+      </w:r>
+      <w:proofErr w:type="spellStart"/>
+      <w:r>
+        <w:rPr>
+          <w:rFonts w:ascii="Times New Roman" w:hAnsi="Times New Roman" w:cs="Times New Roman"/>
+          <w:sz w:val="28"/>
+          <w:szCs w:val="28"/>
+        </w:rPr>
+        <w:t>add</w:t>
+      </w:r>
+      <w:proofErr w:type="spellEnd"/>
+      <w:r>
+        <w:rPr>
+          <w:rFonts w:ascii="Times New Roman" w:hAnsi="Times New Roman" w:cs="Times New Roman"/>
+          <w:sz w:val="28"/>
+          <w:szCs w:val="28"/>
+        </w:rPr>
+        <w:t xml:space="preserve"> </w:t>
+      </w:r>
+      <w:proofErr w:type="spellStart"/>
+      <w:r>
+        <w:rPr>
+          <w:rFonts w:ascii="Times New Roman" w:hAnsi="Times New Roman" w:cs="Times New Roman"/>
+          <w:sz w:val="28"/>
+          <w:szCs w:val="28"/>
+        </w:rPr>
+        <w:t>origin</w:t>
+      </w:r>
+      <w:proofErr w:type="spellEnd"/>
+      <w:r>
+        <w:rPr>
+          <w:rFonts w:ascii="Times New Roman" w:hAnsi="Times New Roman" w:cs="Times New Roman"/>
+          <w:sz w:val="28"/>
+          <w:szCs w:val="28"/>
+        </w:rPr>
+        <w:t xml:space="preserve"> </w:t>
+      </w:r>
+      <w:hyperlink r:id="rId8" w:tgtFrame="_blank" w:history="1">
+        <w:r>
+          <w:rPr>
+            <w:rStyle w:val="a9"/>
+            <w:rFonts w:ascii="Times New Roman" w:hAnsi="Times New Roman" w:cs="Times New Roman"/>
+            <w:sz w:val="28"/>
+            <w:szCs w:val="28"/>
+          </w:rPr>
+          <w:t>https://github.com/arikarik385-afk/lab_3.git</w:t>
+        </w:r>
+      </w:hyperlink>
+      <w:r>
+        <w:rPr>
+          <w:rFonts w:ascii="Times New Roman" w:hAnsi="Times New Roman" w:cs="Times New Roman"/>
+          <w:sz w:val="28"/>
+          <w:szCs w:val="28"/>
+        </w:rPr>
+        <w:br/>
+        <w:t>Ответ системы: Команды выполнены без ошибок (сообщений нет).</w:t>
+      </w:r>
+    </w:p>
+    <w:p>
+      <w:pPr>
+        <w:rPr>
+          <w:rFonts w:ascii="Times New Roman" w:hAnsi="Times New Roman" w:cs="Times New Roman"/>
+          <w:sz w:val="28"/>
+          <w:szCs w:val="28"/>
+        </w:rPr>
+      </w:pPr>
+      <w:r>
+        <w:rPr>
+          <w:rFonts w:ascii="Times New Roman" w:hAnsi="Times New Roman" w:cs="Times New Roman"/>
+          <w:sz w:val="28"/>
+          <w:szCs w:val="28"/>
+        </w:rPr>
+        <w:t xml:space="preserve">7. </w:t>
+      </w:r>
+      <w:r>
+        <w:rPr>
+          <w:rFonts w:ascii="Times New Roman" w:hAnsi="Times New Roman" w:cs="Times New Roman"/>
+          <w:sz w:val="28"/>
+          <w:szCs w:val="28"/>
+        </w:rPr>
+        <w:t>Отправка данных на сервер.</w:t>
+      </w:r>
+      <w:r>
+        <w:rPr>
+          <w:rFonts w:ascii="Times New Roman" w:hAnsi="Times New Roman" w:cs="Times New Roman"/>
+          <w:sz w:val="28"/>
+          <w:szCs w:val="28"/>
+        </w:rPr>
+        <w:br/>
+        <w:t xml:space="preserve">Команда </w:t>
+      </w:r>
+      <w:proofErr w:type="spellStart"/>
+      <w:r>
+        <w:rPr>
+          <w:rFonts w:ascii="Times New Roman" w:hAnsi="Times New Roman" w:cs="Times New Roman"/>
+          <w:sz w:val="28"/>
+          <w:szCs w:val="28"/>
+        </w:rPr>
+        <w:t>git</w:t>
+      </w:r>
+      <w:proofErr w:type="spellEnd"/>
+      <w:r>
+        <w:rPr>
+          <w:rFonts w:ascii="Times New Roman" w:hAnsi="Times New Roman" w:cs="Times New Roman"/>
+          <w:sz w:val="28"/>
+          <w:szCs w:val="28"/>
+        </w:rPr>
+        <w:t xml:space="preserve"> </w:t>
+      </w:r>
+      <w:proofErr w:type="spellStart"/>
+      <w:r>
+        <w:rPr>
+          <w:rFonts w:ascii="Times New Roman" w:hAnsi="Times New Roman" w:cs="Times New Roman"/>
+          <w:sz w:val="28"/>
+          <w:szCs w:val="28"/>
+        </w:rPr>
+        <w:t>push</w:t>
+      </w:r>
+      <w:proofErr w:type="spellEnd"/>
+      <w:r>
+        <w:rPr>
+          <w:rFonts w:ascii="Times New Roman" w:hAnsi="Times New Roman" w:cs="Times New Roman"/>
+          <w:sz w:val="28"/>
+          <w:szCs w:val="28"/>
+        </w:rPr>
+        <w:t xml:space="preserve"> выгрузила файлы на </w:t>
+      </w:r>
+      <w:proofErr w:type="spellStart"/>
+      <w:r>
+        <w:rPr>
+          <w:rFonts w:ascii="Times New Roman" w:hAnsi="Times New Roman" w:cs="Times New Roman"/>
+          <w:sz w:val="28"/>
+          <w:szCs w:val="28"/>
+        </w:rPr>
+        <w:t>GitHub</w:t>
+      </w:r>
+      <w:proofErr w:type="spellEnd"/>
+      <w:r>
+        <w:rPr>
+          <w:rFonts w:ascii="Times New Roman" w:hAnsi="Times New Roman" w:cs="Times New Roman"/>
+          <w:sz w:val="28"/>
+          <w:szCs w:val="28"/>
+        </w:rPr>
+        <w:t>.</w:t>
+      </w:r>
+      <w:r>
+        <w:rPr>
+          <w:rFonts w:ascii="Times New Roman" w:hAnsi="Times New Roman" w:cs="Times New Roman"/>
+          <w:sz w:val="28"/>
+          <w:szCs w:val="28"/>
+        </w:rPr>
+        <w:br/>
+        <w:t>Команда:</w:t>
+      </w:r>
+      <w:r>
+        <w:rPr>
+          <w:rFonts w:ascii="Times New Roman" w:hAnsi="Times New Roman" w:cs="Times New Roman"/>
+          <w:sz w:val="28"/>
+          <w:szCs w:val="28"/>
+        </w:rPr>
+        <w:br/>
+        <w:t xml:space="preserve">PS C:\Users\Ярослав\labs&gt; </w:t>
+      </w:r>
+      <w:proofErr w:type="spellStart"/>
+      <w:r>
+        <w:rPr>
+          <w:rFonts w:ascii="Times New Roman" w:hAnsi="Times New Roman" w:cs="Times New Roman"/>
+          <w:sz w:val="28"/>
+          <w:szCs w:val="28"/>
+        </w:rPr>
+        <w:t>git</w:t>
+      </w:r>
+      <w:proofErr w:type="spellEnd"/>
+      <w:r>
+        <w:rPr>
+          <w:rFonts w:ascii="Times New Roman" w:hAnsi="Times New Roman" w:cs="Times New Roman"/>
+          <w:sz w:val="28"/>
+          <w:szCs w:val="28"/>
+        </w:rPr>
+        <w:t xml:space="preserve"> </w:t>
+      </w:r>
+      <w:proofErr w:type="spellStart"/>
+      <w:r>
+        <w:rPr>
+          <w:rFonts w:ascii="Times New Roman" w:hAnsi="Times New Roman" w:cs="Times New Roman"/>
+          <w:sz w:val="28"/>
+          <w:szCs w:val="28"/>
+        </w:rPr>
+        <w:t>push</w:t>
+      </w:r>
+      <w:proofErr w:type="spellEnd"/>
+      <w:r>
+        <w:rPr>
+          <w:rFonts w:ascii="Times New Roman" w:hAnsi="Times New Roman" w:cs="Times New Roman"/>
+          <w:sz w:val="28"/>
+          <w:szCs w:val="28"/>
+        </w:rPr>
+        <w:t xml:space="preserve"> -u -f </w:t>
+      </w:r>
+      <w:proofErr w:type="spellStart"/>
+      <w:r>
+        <w:rPr>
+          <w:rFonts w:ascii="Times New Roman" w:hAnsi="Times New Roman" w:cs="Times New Roman"/>
+          <w:sz w:val="28"/>
+          <w:szCs w:val="28"/>
+        </w:rPr>
+        <w:t>origin</w:t>
+      </w:r>
+      <w:proofErr w:type="spellEnd"/>
+      <w:r>
+        <w:rPr>
+          <w:rFonts w:ascii="Times New Roman" w:hAnsi="Times New Roman" w:cs="Times New Roman"/>
+          <w:sz w:val="28"/>
+          <w:szCs w:val="28"/>
+        </w:rPr>
+        <w:t xml:space="preserve"> </w:t>
+      </w:r>
+      <w:proofErr w:type="spellStart"/>
+      <w:r>
+        <w:rPr>
+          <w:rFonts w:ascii="Times New Roman" w:hAnsi="Times New Roman" w:cs="Times New Roman"/>
+          <w:sz w:val="28"/>
+          <w:szCs w:val="28"/>
+        </w:rPr>
+        <w:t>main</w:t>
+      </w:r>
+      <w:proofErr w:type="spellEnd"/>
+      <w:r>
+        <w:rPr>
+          <w:rFonts w:ascii="Times New Roman" w:hAnsi="Times New Roman" w:cs="Times New Roman"/>
+          <w:sz w:val="28"/>
+          <w:szCs w:val="28"/>
+        </w:rPr>
+        <w:br/>
+        <w:t>Ответ системы:</w:t>
+      </w:r>
+      <w:r>
+        <w:rPr>
+          <w:rFonts w:ascii="Times New Roman" w:hAnsi="Times New Roman" w:cs="Times New Roman"/>
+          <w:sz w:val="28"/>
+          <w:szCs w:val="28"/>
+        </w:rPr>
+        <w:br/>
+      </w:r>
+      <w:proofErr w:type="spellStart"/>
+      <w:r>
+        <w:rPr>
+          <w:rFonts w:ascii="Times New Roman" w:hAnsi="Times New Roman" w:cs="Times New Roman"/>
+          <w:sz w:val="28"/>
+          <w:szCs w:val="28"/>
+        </w:rPr>
+        <w:t>Enumerating</w:t>
+      </w:r>
+      <w:proofErr w:type="spellEnd"/>
+      <w:r>
+        <w:rPr>
+          <w:rFonts w:ascii="Times New Roman" w:hAnsi="Times New Roman" w:cs="Times New Roman"/>
+          <w:sz w:val="28"/>
+          <w:szCs w:val="28"/>
+        </w:rPr>
+        <w:t xml:space="preserve"> </w:t>
+      </w:r>
+      <w:proofErr w:type="spellStart"/>
+      <w:r>
+        <w:rPr>
+          <w:rFonts w:ascii="Times New Roman" w:hAnsi="Times New Roman" w:cs="Times New Roman"/>
+          <w:sz w:val="28"/>
+          <w:szCs w:val="28"/>
+        </w:rPr>
+        <w:t>objects</w:t>
+      </w:r>
+      <w:proofErr w:type="spellEnd"/>
+      <w:r>
+        <w:rPr>
+          <w:rFonts w:ascii="Times New Roman" w:hAnsi="Times New Roman" w:cs="Times New Roman"/>
+          <w:sz w:val="28"/>
+          <w:szCs w:val="28"/>
+        </w:rPr>
+        <w:t xml:space="preserve">: 6, </w:t>
+      </w:r>
+      <w:proofErr w:type="spellStart"/>
+      <w:r>
+        <w:rPr>
+          <w:rFonts w:ascii="Times New Roman" w:hAnsi="Times New Roman" w:cs="Times New Roman"/>
+          <w:sz w:val="28"/>
+          <w:szCs w:val="28"/>
+        </w:rPr>
+        <w:t>done</w:t>
+      </w:r>
+      <w:proofErr w:type="spellEnd"/>
+      <w:r>
+        <w:rPr>
+          <w:rFonts w:ascii="Times New Roman" w:hAnsi="Times New Roman" w:cs="Times New Roman"/>
+          <w:sz w:val="28"/>
+          <w:szCs w:val="28"/>
+        </w:rPr>
+        <w:t>.</w:t>
+      </w:r>
+      <w:r>
+        <w:rPr>
+          <w:rFonts w:ascii="Times New Roman" w:hAnsi="Times New Roman" w:cs="Times New Roman"/>
+          <w:sz w:val="28"/>
+          <w:szCs w:val="28"/>
+        </w:rPr>
+        <w:br/>
+      </w:r>
+      <w:proofErr w:type="spellStart"/>
+      <w:r>
+        <w:rPr>
+          <w:rFonts w:ascii="Times New Roman" w:hAnsi="Times New Roman" w:cs="Times New Roman"/>
+          <w:sz w:val="28"/>
+          <w:szCs w:val="28"/>
+        </w:rPr>
+        <w:t>Counting</w:t>
+      </w:r>
+      <w:proofErr w:type="spellEnd"/>
+      <w:r>
+        <w:rPr>
+          <w:rFonts w:ascii="Times New Roman" w:hAnsi="Times New Roman" w:cs="Times New Roman"/>
+          <w:sz w:val="28"/>
+          <w:szCs w:val="28"/>
+        </w:rPr>
+        <w:t xml:space="preserve"> </w:t>
+      </w:r>
+      <w:proofErr w:type="spellStart"/>
+      <w:r>
+        <w:rPr>
+          <w:rFonts w:ascii="Times New Roman" w:hAnsi="Times New Roman" w:cs="Times New Roman"/>
+          <w:sz w:val="28"/>
+          <w:szCs w:val="28"/>
+        </w:rPr>
+        <w:t>objects</w:t>
+      </w:r>
+      <w:proofErr w:type="spellEnd"/>
+      <w:r>
+        <w:rPr>
+          <w:rFonts w:ascii="Times New Roman" w:hAnsi="Times New Roman" w:cs="Times New Roman"/>
+          <w:sz w:val="28"/>
+          <w:szCs w:val="28"/>
+        </w:rPr>
+        <w:t xml:space="preserve">: 100% (6/6), </w:t>
+      </w:r>
+      <w:proofErr w:type="spellStart"/>
+      <w:r>
+        <w:rPr>
+          <w:rFonts w:ascii="Times New Roman" w:hAnsi="Times New Roman" w:cs="Times New Roman"/>
+          <w:sz w:val="28"/>
+          <w:szCs w:val="28"/>
+        </w:rPr>
+        <w:t>done</w:t>
+      </w:r>
+      <w:proofErr w:type="spellEnd"/>
+      <w:r>
+        <w:rPr>
+          <w:rFonts w:ascii="Times New Roman" w:hAnsi="Times New Roman" w:cs="Times New Roman"/>
+          <w:sz w:val="28"/>
+          <w:szCs w:val="28"/>
+        </w:rPr>
+        <w:t>.</w:t>
+      </w:r>
+      <w:r>
+        <w:rPr>
+          <w:rFonts w:ascii="Times New Roman" w:hAnsi="Times New Roman" w:cs="Times New Roman"/>
+          <w:sz w:val="28"/>
+          <w:szCs w:val="28"/>
+        </w:rPr>
+        <w:br/>
+      </w:r>
+      <w:proofErr w:type="spellStart"/>
+      <w:r>
+        <w:rPr>
+          <w:rFonts w:ascii="Times New Roman" w:hAnsi="Times New Roman" w:cs="Times New Roman"/>
+          <w:sz w:val="28"/>
+          <w:szCs w:val="28"/>
+        </w:rPr>
+        <w:t>Writing</w:t>
+      </w:r>
+      <w:proofErr w:type="spellEnd"/>
+      <w:r>
+        <w:rPr>
+          <w:rFonts w:ascii="Times New Roman" w:hAnsi="Times New Roman" w:cs="Times New Roman"/>
+          <w:sz w:val="28"/>
+          <w:szCs w:val="28"/>
+        </w:rPr>
+        <w:t xml:space="preserve"> </w:t>
+      </w:r>
+      <w:proofErr w:type="spellStart"/>
+      <w:r>
+        <w:rPr>
+          <w:rFonts w:ascii="Times New Roman" w:hAnsi="Times New Roman" w:cs="Times New Roman"/>
+          <w:sz w:val="28"/>
+          <w:szCs w:val="28"/>
+        </w:rPr>
+        <w:t>objects</w:t>
+      </w:r>
+      <w:proofErr w:type="spellEnd"/>
+      <w:r>
+        <w:rPr>
+          <w:rFonts w:ascii="Times New Roman" w:hAnsi="Times New Roman" w:cs="Times New Roman"/>
+          <w:sz w:val="28"/>
+          <w:szCs w:val="28"/>
+        </w:rPr>
+        <w:t xml:space="preserve">: 100% (6/6), 378 </w:t>
+      </w:r>
+      <w:proofErr w:type="spellStart"/>
+      <w:r>
+        <w:rPr>
+          <w:rFonts w:ascii="Times New Roman" w:hAnsi="Times New Roman" w:cs="Times New Roman"/>
+          <w:sz w:val="28"/>
+          <w:szCs w:val="28"/>
+        </w:rPr>
+        <w:t>bytes</w:t>
+      </w:r>
+      <w:proofErr w:type="spellEnd"/>
+      <w:r>
+        <w:rPr>
+          <w:rFonts w:ascii="Times New Roman" w:hAnsi="Times New Roman" w:cs="Times New Roman"/>
+          <w:sz w:val="28"/>
+          <w:szCs w:val="28"/>
+        </w:rPr>
+        <w:t xml:space="preserve"> | 189.00 </w:t>
+      </w:r>
+      <w:proofErr w:type="spellStart"/>
+      <w:r>
+        <w:rPr>
+          <w:rFonts w:ascii="Times New Roman" w:hAnsi="Times New Roman" w:cs="Times New Roman"/>
+          <w:sz w:val="28"/>
+          <w:szCs w:val="28"/>
+        </w:rPr>
+        <w:t>KiB</w:t>
+      </w:r>
+      <w:proofErr w:type="spellEnd"/>
+      <w:r>
+        <w:rPr>
+          <w:rFonts w:ascii="Times New Roman" w:hAnsi="Times New Roman" w:cs="Times New Roman"/>
+          <w:sz w:val="28"/>
+          <w:szCs w:val="28"/>
+        </w:rPr>
+        <w:t xml:space="preserve">/s, </w:t>
+      </w:r>
+      <w:proofErr w:type="spellStart"/>
+      <w:r>
+        <w:rPr>
+          <w:rFonts w:ascii="Times New Roman" w:hAnsi="Times New Roman" w:cs="Times New Roman"/>
+          <w:sz w:val="28"/>
+          <w:szCs w:val="28"/>
+        </w:rPr>
+        <w:t>done</w:t>
+      </w:r>
+      <w:proofErr w:type="spellEnd"/>
+      <w:r>
+        <w:rPr>
+          <w:rFonts w:ascii="Times New Roman" w:hAnsi="Times New Roman" w:cs="Times New Roman"/>
+          <w:sz w:val="28"/>
+          <w:szCs w:val="28"/>
+        </w:rPr>
+        <w:t>.</w:t>
+      </w:r>
+      <w:r>
+        <w:rPr>
+          <w:rFonts w:ascii="Times New Roman" w:hAnsi="Times New Roman" w:cs="Times New Roman"/>
+          <w:sz w:val="28"/>
+          <w:szCs w:val="28"/>
+        </w:rPr>
+        <w:br/>
+        <w:t xml:space="preserve">To </w:t>
+      </w:r>
+      <w:hyperlink r:id="rId9" w:tgtFrame="_blank" w:history="1">
+        <w:r>
+          <w:rPr>
+            <w:rStyle w:val="a9"/>
+            <w:rFonts w:ascii="Times New Roman" w:hAnsi="Times New Roman" w:cs="Times New Roman"/>
+            <w:sz w:val="28"/>
+            <w:szCs w:val="28"/>
+          </w:rPr>
+          <w:t>https://github.com/arikarik385-afk/lab_3.git</w:t>
+        </w:r>
+      </w:hyperlink>
+    </w:p>
+    <w:p>
+      <w:pPr>
+        <w:rPr>
+          <w:rFonts w:ascii="Times New Roman" w:hAnsi="Times New Roman" w:cs="Times New Roman"/>
+          <w:sz w:val="28"/>
+          <w:szCs w:val="28"/>
+        </w:rPr>
+      </w:pPr>
+      <w:r>
+        <w:rPr>
+          <w:rFonts w:ascii="Times New Roman" w:hAnsi="Times New Roman" w:cs="Times New Roman"/>
+          <w:sz w:val="28"/>
+          <w:szCs w:val="28"/>
+        </w:rPr>
+        <w:t xml:space="preserve">ee4ddb9...5faa19c </w:t>
+      </w:r>
+      <w:proofErr w:type="spellStart"/>
+      <w:r>
+        <w:rPr>
+          <w:rFonts w:ascii="Times New Roman" w:hAnsi="Times New Roman" w:cs="Times New Roman"/>
+          <w:sz w:val="28"/>
+          <w:szCs w:val="28"/>
+        </w:rPr>
+        <w:t>main</w:t>
+      </w:r>
+      <w:proofErr w:type="spellEnd"/>
+      <w:r>
+        <w:rPr>
+          <w:rFonts w:ascii="Times New Roman" w:hAnsi="Times New Roman" w:cs="Times New Roman"/>
+          <w:sz w:val="28"/>
+          <w:szCs w:val="28"/>
+        </w:rPr>
+        <w:t xml:space="preserve"> -&gt; </w:t>
+      </w:r>
+      <w:proofErr w:type="spellStart"/>
+      <w:r>
+        <w:rPr>
+          <w:rFonts w:ascii="Times New Roman" w:hAnsi="Times New Roman" w:cs="Times New Roman"/>
+          <w:sz w:val="28"/>
+          <w:szCs w:val="28"/>
+        </w:rPr>
+        <w:t>main</w:t>
+      </w:r>
+      <w:proofErr w:type="spellEnd"/>
       <w:r>
         <w:rPr>
           <w:rFonts w:ascii="Times New Roman" w:hAnsi="Times New Roman" w:cs="Times New Roman"/>
@@ -2264,37 +4032,246 @@
         </w:rPr>
         <w:t xml:space="preserve"> (</w:t>
       </w:r>
-      <w:r>
-        <w:rPr>
-          <w:rFonts w:ascii="Times New Roman" w:hAnsi="Times New Roman" w:cs="Times New Roman"/>
-          <w:sz w:val="28"/>
-          <w:szCs w:val="28"/>
-        </w:rPr>
-        <w:t>мой</w:t>
-      </w:r>
-      <w:r>
-        <w:rPr>
-          <w:rFonts w:ascii="Times New Roman" w:hAnsi="Times New Roman" w:cs="Times New Roman"/>
-          <w:sz w:val="28"/>
-          <w:szCs w:val="28"/>
-        </w:rPr>
-        <w:t xml:space="preserve"> ник).</w:t>
-      </w:r>
-    </w:p>
-    <w:p>
-      <w:pPr>
-        <w:pStyle w:val="a8"/>
-        <w:numPr>
-          <w:ilvl w:val="0"/>
-          <w:numId w:val="3"/>
-        </w:numPr>
-        <w:jc w:val="both"/>
-        <w:rPr>
-          <w:rFonts w:ascii="Times New Roman" w:hAnsi="Times New Roman" w:cs="Times New Roman"/>
-          <w:sz w:val="28"/>
-          <w:szCs w:val="28"/>
-        </w:rPr>
-      </w:pPr>
+      <w:proofErr w:type="spellStart"/>
+      <w:r>
+        <w:rPr>
+          <w:rFonts w:ascii="Times New Roman" w:hAnsi="Times New Roman" w:cs="Times New Roman"/>
+          <w:sz w:val="28"/>
+          <w:szCs w:val="28"/>
+        </w:rPr>
+        <w:t>forced</w:t>
+      </w:r>
+      <w:proofErr w:type="spellEnd"/>
+      <w:r>
+        <w:rPr>
+          <w:rFonts w:ascii="Times New Roman" w:hAnsi="Times New Roman" w:cs="Times New Roman"/>
+          <w:sz w:val="28"/>
+          <w:szCs w:val="28"/>
+        </w:rPr>
+        <w:t xml:space="preserve"> </w:t>
+      </w:r>
+      <w:proofErr w:type="spellStart"/>
+      <w:r>
+        <w:rPr>
+          <w:rFonts w:ascii="Times New Roman" w:hAnsi="Times New Roman" w:cs="Times New Roman"/>
+          <w:sz w:val="28"/>
+          <w:szCs w:val="28"/>
+        </w:rPr>
+        <w:t>update</w:t>
+      </w:r>
+      <w:proofErr w:type="spellEnd"/>
+      <w:r>
+        <w:rPr>
+          <w:rFonts w:ascii="Times New Roman" w:hAnsi="Times New Roman" w:cs="Times New Roman"/>
+          <w:sz w:val="28"/>
+          <w:szCs w:val="28"/>
+        </w:rPr>
+        <w:t>)</w:t>
+      </w:r>
+      <w:r>
+        <w:rPr>
+          <w:rFonts w:ascii="Times New Roman" w:hAnsi="Times New Roman" w:cs="Times New Roman"/>
+          <w:sz w:val="28"/>
+          <w:szCs w:val="28"/>
+        </w:rPr>
+        <w:br/>
+      </w:r>
+      <w:proofErr w:type="spellStart"/>
+      <w:r>
+        <w:rPr>
+          <w:rFonts w:ascii="Times New Roman" w:hAnsi="Times New Roman" w:cs="Times New Roman"/>
+          <w:sz w:val="28"/>
+          <w:szCs w:val="28"/>
+        </w:rPr>
+        <w:t>branch</w:t>
+      </w:r>
+      <w:proofErr w:type="spellEnd"/>
+      <w:r>
+        <w:rPr>
+          <w:rFonts w:ascii="Times New Roman" w:hAnsi="Times New Roman" w:cs="Times New Roman"/>
+          <w:sz w:val="28"/>
+          <w:szCs w:val="28"/>
+        </w:rPr>
+        <w:t xml:space="preserve"> '</w:t>
+      </w:r>
+      <w:proofErr w:type="spellStart"/>
+      <w:r>
+        <w:rPr>
+          <w:rFonts w:ascii="Times New Roman" w:hAnsi="Times New Roman" w:cs="Times New Roman"/>
+          <w:sz w:val="28"/>
+          <w:szCs w:val="28"/>
+        </w:rPr>
+        <w:t>main</w:t>
+      </w:r>
+      <w:proofErr w:type="spellEnd"/>
+      <w:r>
+        <w:rPr>
+          <w:rFonts w:ascii="Times New Roman" w:hAnsi="Times New Roman" w:cs="Times New Roman"/>
+          <w:sz w:val="28"/>
+          <w:szCs w:val="28"/>
+        </w:rPr>
+        <w:t xml:space="preserve">' </w:t>
+      </w:r>
+      <w:proofErr w:type="spellStart"/>
+      <w:r>
+        <w:rPr>
+          <w:rFonts w:ascii="Times New Roman" w:hAnsi="Times New Roman" w:cs="Times New Roman"/>
+          <w:sz w:val="28"/>
+          <w:szCs w:val="28"/>
+        </w:rPr>
+        <w:t>set</w:t>
+      </w:r>
+      <w:proofErr w:type="spellEnd"/>
+      <w:r>
+        <w:rPr>
+          <w:rFonts w:ascii="Times New Roman" w:hAnsi="Times New Roman" w:cs="Times New Roman"/>
+          <w:sz w:val="28"/>
+          <w:szCs w:val="28"/>
+        </w:rPr>
+        <w:t xml:space="preserve"> </w:t>
+      </w:r>
+      <w:proofErr w:type="spellStart"/>
+      <w:r>
+        <w:rPr>
+          <w:rFonts w:ascii="Times New Roman" w:hAnsi="Times New Roman" w:cs="Times New Roman"/>
+          <w:sz w:val="28"/>
+          <w:szCs w:val="28"/>
+        </w:rPr>
+        <w:t>up</w:t>
+      </w:r>
+      <w:proofErr w:type="spellEnd"/>
+      <w:r>
+        <w:rPr>
+          <w:rFonts w:ascii="Times New Roman" w:hAnsi="Times New Roman" w:cs="Times New Roman"/>
+          <w:sz w:val="28"/>
+          <w:szCs w:val="28"/>
+        </w:rPr>
+        <w:t xml:space="preserve"> </w:t>
+      </w:r>
+      <w:proofErr w:type="spellStart"/>
+      <w:r>
+        <w:rPr>
+          <w:rFonts w:ascii="Times New Roman" w:hAnsi="Times New Roman" w:cs="Times New Roman"/>
+          <w:sz w:val="28"/>
+          <w:szCs w:val="28"/>
+        </w:rPr>
+        <w:t>to</w:t>
+      </w:r>
+      <w:proofErr w:type="spellEnd"/>
+      <w:r>
+        <w:rPr>
+          <w:rFonts w:ascii="Times New Roman" w:hAnsi="Times New Roman" w:cs="Times New Roman"/>
+          <w:sz w:val="28"/>
+          <w:szCs w:val="28"/>
+        </w:rPr>
+        <w:t xml:space="preserve"> </w:t>
+      </w:r>
+      <w:proofErr w:type="spellStart"/>
+      <w:r>
+        <w:rPr>
+          <w:rFonts w:ascii="Times New Roman" w:hAnsi="Times New Roman" w:cs="Times New Roman"/>
+          <w:sz w:val="28"/>
+          <w:szCs w:val="28"/>
+        </w:rPr>
+        <w:t>track</w:t>
+      </w:r>
+      <w:proofErr w:type="spellEnd"/>
+      <w:r>
+        <w:rPr>
+          <w:rFonts w:ascii="Times New Roman" w:hAnsi="Times New Roman" w:cs="Times New Roman"/>
+          <w:sz w:val="28"/>
+          <w:szCs w:val="28"/>
+        </w:rPr>
+        <w:t xml:space="preserve"> '</w:t>
+      </w:r>
+      <w:proofErr w:type="spellStart"/>
+      <w:r>
+        <w:rPr>
+          <w:rFonts w:ascii="Times New Roman" w:hAnsi="Times New Roman" w:cs="Times New Roman"/>
+          <w:sz w:val="28"/>
+          <w:szCs w:val="28"/>
+        </w:rPr>
+        <w:t>origin</w:t>
+      </w:r>
+      <w:proofErr w:type="spellEnd"/>
+      <w:r>
+        <w:rPr>
+          <w:rFonts w:ascii="Times New Roman" w:hAnsi="Times New Roman" w:cs="Times New Roman"/>
+          <w:sz w:val="28"/>
+          <w:szCs w:val="28"/>
+        </w:rPr>
+        <w:t>/</w:t>
+      </w:r>
+      <w:proofErr w:type="spellStart"/>
+      <w:r>
+        <w:rPr>
+          <w:rFonts w:ascii="Times New Roman" w:hAnsi="Times New Roman" w:cs="Times New Roman"/>
+          <w:sz w:val="28"/>
+          <w:szCs w:val="28"/>
+        </w:rPr>
+        <w:t>main</w:t>
+      </w:r>
+      <w:proofErr w:type="spellEnd"/>
+      <w:r>
+        <w:rPr>
+          <w:rFonts w:ascii="Times New Roman" w:hAnsi="Times New Roman" w:cs="Times New Roman"/>
+          <w:sz w:val="28"/>
+          <w:szCs w:val="28"/>
+        </w:rPr>
+        <w:t>'.</w:t>
+      </w:r>
+      <w:r>
+        <w:rPr>
+          <w:rFonts w:ascii="Times New Roman" w:hAnsi="Times New Roman" w:cs="Times New Roman"/>
+          <w:sz w:val="28"/>
+          <w:szCs w:val="28"/>
+        </w:rPr>
+        <w:br/>
+        <w:t>Виден процесс сжатия и отправки объектов. Ветка успешно обновлена на сервере.</w:t>
+      </w:r>
+    </w:p>
+    <w:p>
+      <w:pPr>
+        <w:rPr>
+          <w:rFonts w:ascii="Times New Roman" w:hAnsi="Times New Roman" w:cs="Times New Roman"/>
+          <w:sz w:val="28"/>
+          <w:szCs w:val="28"/>
+        </w:rPr>
+      </w:pPr>
+      <w:r>
+        <w:rPr>
+          <w:rFonts w:ascii="Times New Roman" w:hAnsi="Times New Roman" w:cs="Times New Roman"/>
+          <w:sz w:val="28"/>
+          <w:szCs w:val="28"/>
+        </w:rPr>
+        <w:t xml:space="preserve">8. </w:t>
+      </w:r>
+      <w:r>
+        <w:rPr>
+          <w:rFonts w:ascii="Times New Roman" w:hAnsi="Times New Roman" w:cs="Times New Roman"/>
+          <w:sz w:val="28"/>
+          <w:szCs w:val="28"/>
+        </w:rPr>
+        <w:t>Проверка состояния репозитория.</w:t>
+      </w:r>
+      <w:r>
+        <w:rPr>
+          <w:rFonts w:ascii="Times New Roman" w:hAnsi="Times New Roman" w:cs="Times New Roman"/>
+          <w:sz w:val="28"/>
+          <w:szCs w:val="28"/>
+        </w:rPr>
+        <w:br/>
+        <w:t>Команда:</w:t>
+      </w:r>
+      <w:r>
+        <w:rPr>
+          <w:rFonts w:ascii="Times New Roman" w:hAnsi="Times New Roman" w:cs="Times New Roman"/>
+          <w:sz w:val="28"/>
+          <w:szCs w:val="28"/>
+        </w:rPr>
+        <w:br/>
+        <w:t xml:space="preserve">PS C:\Users\Ярослав\labs&gt; </w:t>
+      </w:r>
       <w:proofErr w:type="spellStart"/>
       <w:r>
         <w:rPr>
@@ -2320,211 +4297,242 @@
           <w:sz w:val="28"/>
           <w:szCs w:val="28"/>
         </w:rPr>
-        <w:t>config</w:t>
-      </w:r>
-      <w:proofErr w:type="spellEnd"/>
-      <w:r>
-        <w:rPr>
-          <w:rFonts w:ascii="Times New Roman" w:hAnsi="Times New Roman" w:cs="Times New Roman"/>
-          <w:sz w:val="28"/>
-          <w:szCs w:val="28"/>
-        </w:rPr>
-        <w:t xml:space="preserve"> </w:t>
-      </w:r>
-      <w:proofErr w:type="spellStart"/>
-      <w:r>
-        <w:rPr>
-          <w:rFonts w:ascii="Times New Roman" w:hAnsi="Times New Roman" w:cs="Times New Roman"/>
-          <w:sz w:val="28"/>
-          <w:szCs w:val="28"/>
-        </w:rPr>
-        <w:t>user.email</w:t>
-      </w:r>
-      <w:proofErr w:type="spellEnd"/>
-      <w:r>
-        <w:rPr>
-          <w:rFonts w:ascii="Times New Roman" w:hAnsi="Times New Roman" w:cs="Times New Roman"/>
-          <w:sz w:val="28"/>
-          <w:szCs w:val="28"/>
-        </w:rPr>
-        <w:t xml:space="preserve"> ... — Указал почту (нужна для подписи коммитов).</w:t>
-      </w:r>
-    </w:p>
-    <w:p>
-      <w:pPr>
-        <w:pStyle w:val="a8"/>
-        <w:numPr>
-          <w:ilvl w:val="0"/>
-          <w:numId w:val="3"/>
-        </w:numPr>
-        <w:jc w:val="both"/>
-        <w:rPr>
-          <w:rFonts w:ascii="Times New Roman" w:hAnsi="Times New Roman" w:cs="Times New Roman"/>
-          <w:sz w:val="28"/>
-          <w:szCs w:val="28"/>
-        </w:rPr>
-      </w:pPr>
-      <w:proofErr w:type="spellStart"/>
-      <w:r>
-        <w:rPr>
-          <w:rFonts w:ascii="Times New Roman" w:hAnsi="Times New Roman" w:cs="Times New Roman"/>
-          <w:sz w:val="28"/>
-          <w:szCs w:val="28"/>
-        </w:rPr>
-        <w:t>mkdir</w:t>
-      </w:r>
-      <w:proofErr w:type="spellEnd"/>
-      <w:r>
-        <w:rPr>
-          <w:rFonts w:ascii="Times New Roman" w:hAnsi="Times New Roman" w:cs="Times New Roman"/>
-          <w:sz w:val="28"/>
-          <w:szCs w:val="28"/>
-        </w:rPr>
-        <w:t xml:space="preserve"> LR_1 и </w:t>
-      </w:r>
-      <w:proofErr w:type="spellStart"/>
-      <w:r>
-        <w:rPr>
-          <w:rFonts w:ascii="Times New Roman" w:hAnsi="Times New Roman" w:cs="Times New Roman"/>
-          <w:sz w:val="28"/>
-          <w:szCs w:val="28"/>
-        </w:rPr>
-        <w:t>mkdir</w:t>
-      </w:r>
-      <w:proofErr w:type="spellEnd"/>
-      <w:r>
-        <w:rPr>
-          <w:rFonts w:ascii="Times New Roman" w:hAnsi="Times New Roman" w:cs="Times New Roman"/>
-          <w:sz w:val="28"/>
-          <w:szCs w:val="28"/>
-        </w:rPr>
-        <w:t xml:space="preserve"> LR_2 — Создал папки для первой и второй лабы.</w:t>
-      </w:r>
-    </w:p>
-    <w:p>
-      <w:pPr>
-        <w:pStyle w:val="a8"/>
-        <w:numPr>
-          <w:ilvl w:val="0"/>
-          <w:numId w:val="3"/>
-        </w:numPr>
-        <w:jc w:val="both"/>
-        <w:rPr>
-          <w:rFonts w:ascii="Times New Roman" w:hAnsi="Times New Roman" w:cs="Times New Roman"/>
-          <w:sz w:val="28"/>
-          <w:szCs w:val="28"/>
-        </w:rPr>
-      </w:pPr>
-      <w:proofErr w:type="spellStart"/>
-      <w:r>
-        <w:rPr>
-          <w:rFonts w:ascii="Times New Roman" w:hAnsi="Times New Roman" w:cs="Times New Roman"/>
-          <w:sz w:val="28"/>
-          <w:szCs w:val="28"/>
-        </w:rPr>
-        <w:t>echo</w:t>
-      </w:r>
-      <w:proofErr w:type="spellEnd"/>
-      <w:r>
-        <w:rPr>
-          <w:rFonts w:ascii="Times New Roman" w:hAnsi="Times New Roman" w:cs="Times New Roman"/>
-          <w:sz w:val="28"/>
-          <w:szCs w:val="28"/>
-        </w:rPr>
-        <w:t xml:space="preserve"> "Отчет 1" &gt; LR_1\report.txt — Создал текстовый файл внутри LR_1 и записал туда текст. (То же самое для LR_2).</w:t>
-      </w:r>
-    </w:p>
-    <w:p>
-      <w:pPr>
-        <w:pStyle w:val="a8"/>
-        <w:numPr>
-          <w:ilvl w:val="0"/>
-          <w:numId w:val="3"/>
-        </w:numPr>
-        <w:jc w:val="both"/>
-        <w:rPr>
-          <w:rFonts w:ascii="Times New Roman" w:hAnsi="Times New Roman" w:cs="Times New Roman"/>
-          <w:sz w:val="28"/>
-          <w:szCs w:val="28"/>
-        </w:rPr>
-      </w:pPr>
-      <w:proofErr w:type="spellStart"/>
-      <w:r>
-        <w:rPr>
-          <w:rFonts w:ascii="Times New Roman" w:hAnsi="Times New Roman" w:cs="Times New Roman"/>
-          <w:sz w:val="28"/>
-          <w:szCs w:val="28"/>
-        </w:rPr>
-        <w:t>git</w:t>
-      </w:r>
-      <w:proofErr w:type="spellEnd"/>
-      <w:r>
-        <w:rPr>
-          <w:rFonts w:ascii="Times New Roman" w:hAnsi="Times New Roman" w:cs="Times New Roman"/>
-          <w:sz w:val="28"/>
-          <w:szCs w:val="28"/>
-        </w:rPr>
-        <w:t xml:space="preserve"> </w:t>
-      </w:r>
-      <w:proofErr w:type="spellStart"/>
-      <w:r>
-        <w:rPr>
-          <w:rFonts w:ascii="Times New Roman" w:hAnsi="Times New Roman" w:cs="Times New Roman"/>
-          <w:sz w:val="28"/>
-          <w:szCs w:val="28"/>
-        </w:rPr>
-        <w:t>add</w:t>
-      </w:r>
-      <w:proofErr w:type="spellEnd"/>
-      <w:r>
-        <w:rPr>
-          <w:rFonts w:ascii="Times New Roman" w:hAnsi="Times New Roman" w:cs="Times New Roman"/>
-          <w:sz w:val="28"/>
-          <w:szCs w:val="28"/>
-        </w:rPr>
-        <w:t xml:space="preserve"> . — Сказал </w:t>
-      </w:r>
-      <w:proofErr w:type="spellStart"/>
-      <w:r>
-        <w:rPr>
-          <w:rFonts w:ascii="Times New Roman" w:hAnsi="Times New Roman" w:cs="Times New Roman"/>
-          <w:sz w:val="28"/>
-          <w:szCs w:val="28"/>
-        </w:rPr>
-        <w:t>Git'у</w:t>
-      </w:r>
-      <w:proofErr w:type="spellEnd"/>
-      <w:r>
-        <w:rPr>
-          <w:rFonts w:ascii="Times New Roman" w:hAnsi="Times New Roman" w:cs="Times New Roman"/>
-          <w:sz w:val="28"/>
-          <w:szCs w:val="28"/>
-        </w:rPr>
-        <w:t>: "Возьми все новые файлы (включая папки с отчетами) и подготовь к сохранению".</w:t>
-      </w:r>
-    </w:p>
-    <w:p>
-      <w:pPr>
-        <w:pStyle w:val="a8"/>
-        <w:numPr>
-          <w:ilvl w:val="0"/>
-          <w:numId w:val="3"/>
-        </w:numPr>
-        <w:jc w:val="both"/>
-        <w:rPr>
-          <w:rFonts w:ascii="Times New Roman" w:hAnsi="Times New Roman" w:cs="Times New Roman"/>
-          <w:sz w:val="28"/>
-          <w:szCs w:val="28"/>
-        </w:rPr>
-      </w:pPr>
-      <w:proofErr w:type="spellStart"/>
-      <w:r>
-        <w:rPr>
-          <w:rFonts w:ascii="Times New Roman" w:hAnsi="Times New Roman" w:cs="Times New Roman"/>
-          <w:sz w:val="28"/>
-          <w:szCs w:val="28"/>
-        </w:rPr>
-        <w:t>git</w:t>
+        <w:t>status</w:t>
+      </w:r>
+      <w:proofErr w:type="spellEnd"/>
+      <w:r>
+        <w:rPr>
+          <w:rFonts w:ascii="Times New Roman" w:hAnsi="Times New Roman" w:cs="Times New Roman"/>
+          <w:sz w:val="28"/>
+          <w:szCs w:val="28"/>
+        </w:rPr>
+        <w:br/>
+        <w:t>Ответ системы:</w:t>
+      </w:r>
+      <w:r>
+        <w:rPr>
+          <w:rFonts w:ascii="Times New Roman" w:hAnsi="Times New Roman" w:cs="Times New Roman"/>
+          <w:sz w:val="28"/>
+          <w:szCs w:val="28"/>
+        </w:rPr>
+        <w:br/>
+        <w:t xml:space="preserve">On </w:t>
+      </w:r>
+      <w:proofErr w:type="spellStart"/>
+      <w:r>
+        <w:rPr>
+          <w:rFonts w:ascii="Times New Roman" w:hAnsi="Times New Roman" w:cs="Times New Roman"/>
+          <w:sz w:val="28"/>
+          <w:szCs w:val="28"/>
+        </w:rPr>
+        <w:t>branch</w:t>
+      </w:r>
+      <w:proofErr w:type="spellEnd"/>
+      <w:r>
+        <w:rPr>
+          <w:rFonts w:ascii="Times New Roman" w:hAnsi="Times New Roman" w:cs="Times New Roman"/>
+          <w:sz w:val="28"/>
+          <w:szCs w:val="28"/>
+        </w:rPr>
+        <w:t xml:space="preserve"> </w:t>
+      </w:r>
+      <w:proofErr w:type="spellStart"/>
+      <w:r>
+        <w:rPr>
+          <w:rFonts w:ascii="Times New Roman" w:hAnsi="Times New Roman" w:cs="Times New Roman"/>
+          <w:sz w:val="28"/>
+          <w:szCs w:val="28"/>
+        </w:rPr>
+        <w:t>main</w:t>
+      </w:r>
+      <w:proofErr w:type="spellEnd"/>
+      <w:r>
+        <w:rPr>
+          <w:rFonts w:ascii="Times New Roman" w:hAnsi="Times New Roman" w:cs="Times New Roman"/>
+          <w:sz w:val="28"/>
+          <w:szCs w:val="28"/>
+        </w:rPr>
+        <w:br/>
+        <w:t xml:space="preserve">Your </w:t>
+      </w:r>
+      <w:proofErr w:type="spellStart"/>
+      <w:r>
+        <w:rPr>
+          <w:rFonts w:ascii="Times New Roman" w:hAnsi="Times New Roman" w:cs="Times New Roman"/>
+          <w:sz w:val="28"/>
+          <w:szCs w:val="28"/>
+        </w:rPr>
+        <w:t>branch</w:t>
+      </w:r>
+      <w:proofErr w:type="spellEnd"/>
+      <w:r>
+        <w:rPr>
+          <w:rFonts w:ascii="Times New Roman" w:hAnsi="Times New Roman" w:cs="Times New Roman"/>
+          <w:sz w:val="28"/>
+          <w:szCs w:val="28"/>
+        </w:rPr>
+        <w:t xml:space="preserve"> </w:t>
+      </w:r>
+      <w:proofErr w:type="spellStart"/>
+      <w:r>
+        <w:rPr>
+          <w:rFonts w:ascii="Times New Roman" w:hAnsi="Times New Roman" w:cs="Times New Roman"/>
+          <w:sz w:val="28"/>
+          <w:szCs w:val="28"/>
+        </w:rPr>
+        <w:t>is</w:t>
+      </w:r>
+      <w:proofErr w:type="spellEnd"/>
+      <w:r>
+        <w:rPr>
+          <w:rFonts w:ascii="Times New Roman" w:hAnsi="Times New Roman" w:cs="Times New Roman"/>
+          <w:sz w:val="28"/>
+          <w:szCs w:val="28"/>
+        </w:rPr>
+        <w:t xml:space="preserve"> </w:t>
+      </w:r>
+      <w:proofErr w:type="spellStart"/>
+      <w:r>
+        <w:rPr>
+          <w:rFonts w:ascii="Times New Roman" w:hAnsi="Times New Roman" w:cs="Times New Roman"/>
+          <w:sz w:val="28"/>
+          <w:szCs w:val="28"/>
+        </w:rPr>
+        <w:t>up</w:t>
+      </w:r>
+      <w:proofErr w:type="spellEnd"/>
+      <w:r>
+        <w:rPr>
+          <w:rFonts w:ascii="Times New Roman" w:hAnsi="Times New Roman" w:cs="Times New Roman"/>
+          <w:sz w:val="28"/>
+          <w:szCs w:val="28"/>
+        </w:rPr>
+        <w:t xml:space="preserve"> </w:t>
+      </w:r>
+      <w:proofErr w:type="spellStart"/>
+      <w:r>
+        <w:rPr>
+          <w:rFonts w:ascii="Times New Roman" w:hAnsi="Times New Roman" w:cs="Times New Roman"/>
+          <w:sz w:val="28"/>
+          <w:szCs w:val="28"/>
+        </w:rPr>
+        <w:t>to</w:t>
+      </w:r>
+      <w:proofErr w:type="spellEnd"/>
+      <w:r>
+        <w:rPr>
+          <w:rFonts w:ascii="Times New Roman" w:hAnsi="Times New Roman" w:cs="Times New Roman"/>
+          <w:sz w:val="28"/>
+          <w:szCs w:val="28"/>
+        </w:rPr>
+        <w:t xml:space="preserve"> </w:t>
+      </w:r>
+      <w:proofErr w:type="spellStart"/>
+      <w:r>
+        <w:rPr>
+          <w:rFonts w:ascii="Times New Roman" w:hAnsi="Times New Roman" w:cs="Times New Roman"/>
+          <w:sz w:val="28"/>
+          <w:szCs w:val="28"/>
+        </w:rPr>
+        <w:t>date</w:t>
+      </w:r>
+      <w:proofErr w:type="spellEnd"/>
+      <w:r>
+        <w:rPr>
+          <w:rFonts w:ascii="Times New Roman" w:hAnsi="Times New Roman" w:cs="Times New Roman"/>
+          <w:sz w:val="28"/>
+          <w:szCs w:val="28"/>
+        </w:rPr>
+        <w:t xml:space="preserve"> </w:t>
+      </w:r>
+      <w:proofErr w:type="spellStart"/>
+      <w:r>
+        <w:rPr>
+          <w:rFonts w:ascii="Times New Roman" w:hAnsi="Times New Roman" w:cs="Times New Roman"/>
+          <w:sz w:val="28"/>
+          <w:szCs w:val="28"/>
+        </w:rPr>
+        <w:t>with</w:t>
+      </w:r>
+      <w:proofErr w:type="spellEnd"/>
+      <w:r>
+        <w:rPr>
+          <w:rFonts w:ascii="Times New Roman" w:hAnsi="Times New Roman" w:cs="Times New Roman"/>
+          <w:sz w:val="28"/>
+          <w:szCs w:val="28"/>
+        </w:rPr>
+        <w:t xml:space="preserve"> '</w:t>
+      </w:r>
+      <w:proofErr w:type="spellStart"/>
+      <w:r>
+        <w:rPr>
+          <w:rFonts w:ascii="Times New Roman" w:hAnsi="Times New Roman" w:cs="Times New Roman"/>
+          <w:sz w:val="28"/>
+          <w:szCs w:val="28"/>
+        </w:rPr>
+        <w:t>origin</w:t>
+      </w:r>
+      <w:proofErr w:type="spellEnd"/>
+      <w:r>
+        <w:rPr>
+          <w:rFonts w:ascii="Times New Roman" w:hAnsi="Times New Roman" w:cs="Times New Roman"/>
+          <w:sz w:val="28"/>
+          <w:szCs w:val="28"/>
+        </w:rPr>
+        <w:t>/</w:t>
+      </w:r>
+      <w:proofErr w:type="spellStart"/>
+      <w:r>
+        <w:rPr>
+          <w:rFonts w:ascii="Times New Roman" w:hAnsi="Times New Roman" w:cs="Times New Roman"/>
+          <w:sz w:val="28"/>
+          <w:szCs w:val="28"/>
+        </w:rPr>
+        <w:t>main</w:t>
+      </w:r>
+      <w:proofErr w:type="spellEnd"/>
+      <w:r>
+        <w:rPr>
+          <w:rFonts w:ascii="Times New Roman" w:hAnsi="Times New Roman" w:cs="Times New Roman"/>
+          <w:sz w:val="28"/>
+          <w:szCs w:val="28"/>
+        </w:rPr>
+        <w:t>'.</w:t>
+      </w:r>
+      <w:r>
+        <w:rPr>
+          <w:rFonts w:ascii="Times New Roman" w:hAnsi="Times New Roman" w:cs="Times New Roman"/>
+          <w:sz w:val="28"/>
+          <w:szCs w:val="28"/>
+        </w:rPr>
+        <w:br/>
+      </w:r>
+      <w:proofErr w:type="spellStart"/>
+      <w:r>
+        <w:rPr>
+          <w:rFonts w:ascii="Times New Roman" w:hAnsi="Times New Roman" w:cs="Times New Roman"/>
+          <w:sz w:val="28"/>
+          <w:szCs w:val="28"/>
+        </w:rPr>
+        <w:t>nothing</w:t>
+      </w:r>
+      <w:proofErr w:type="spellEnd"/>
+      <w:r>
+        <w:rPr>
+          <w:rFonts w:ascii="Times New Roman" w:hAnsi="Times New Roman" w:cs="Times New Roman"/>
+          <w:sz w:val="28"/>
+          <w:szCs w:val="28"/>
+        </w:rPr>
+        <w:t xml:space="preserve"> </w:t>
+      </w:r>
+      <w:proofErr w:type="spellStart"/>
+      <w:r>
+        <w:rPr>
+          <w:rFonts w:ascii="Times New Roman" w:hAnsi="Times New Roman" w:cs="Times New Roman"/>
+          <w:sz w:val="28"/>
+          <w:szCs w:val="28"/>
+        </w:rPr>
+        <w:t>to</w:t>
       </w:r>
       <w:proofErr w:type="spellEnd"/>
       <w:r>
@@ -2551,43 +4559,61 @@
           <w:sz w:val="28"/>
           <w:szCs w:val="28"/>
         </w:rPr>
-        <w:t xml:space="preserve"> -m "</w:t>
-      </w:r>
-      <w:proofErr w:type="spellStart"/>
-      <w:r>
-        <w:rPr>
-          <w:rFonts w:ascii="Times New Roman" w:hAnsi="Times New Roman" w:cs="Times New Roman"/>
-          <w:sz w:val="28"/>
-          <w:szCs w:val="28"/>
-        </w:rPr>
-        <w:t>Initial</w:t>
-      </w:r>
-      <w:proofErr w:type="spellEnd"/>
-      <w:r>
-        <w:rPr>
-          <w:rFonts w:ascii="Times New Roman" w:hAnsi="Times New Roman" w:cs="Times New Roman"/>
-          <w:sz w:val="28"/>
-          <w:szCs w:val="28"/>
-        </w:rPr>
-        <w:t xml:space="preserve"> </w:t>
-      </w:r>
-      <w:proofErr w:type="spellStart"/>
-      <w:r>
-        <w:rPr>
-          <w:rFonts w:ascii="Times New Roman" w:hAnsi="Times New Roman" w:cs="Times New Roman"/>
-          <w:sz w:val="28"/>
-          <w:szCs w:val="28"/>
-        </w:rPr>
-        <w:t>commit</w:t>
-      </w:r>
-      <w:proofErr w:type="spellEnd"/>
-      <w:r>
-        <w:rPr>
-          <w:rFonts w:ascii="Times New Roman" w:hAnsi="Times New Roman" w:cs="Times New Roman"/>
-          <w:sz w:val="28"/>
-          <w:szCs w:val="28"/>
-        </w:rPr>
-        <w:t xml:space="preserve">" — Сохранил (зафиксировал) эти файлы в историю. </w:t>
+        <w:t xml:space="preserve">, </w:t>
+      </w:r>
+      <w:proofErr w:type="spellStart"/>
+      <w:r>
+        <w:rPr>
+          <w:rFonts w:ascii="Times New Roman" w:hAnsi="Times New Roman" w:cs="Times New Roman"/>
+          <w:sz w:val="28"/>
+          <w:szCs w:val="28"/>
+        </w:rPr>
+        <w:t>working</w:t>
+      </w:r>
+      <w:proofErr w:type="spellEnd"/>
+      <w:r>
+        <w:rPr>
+          <w:rFonts w:ascii="Times New Roman" w:hAnsi="Times New Roman" w:cs="Times New Roman"/>
+          <w:sz w:val="28"/>
+          <w:szCs w:val="28"/>
+        </w:rPr>
+        <w:t xml:space="preserve"> </w:t>
+      </w:r>
+      <w:proofErr w:type="spellStart"/>
+      <w:r>
+        <w:rPr>
+          <w:rFonts w:ascii="Times New Roman" w:hAnsi="Times New Roman" w:cs="Times New Roman"/>
+          <w:sz w:val="28"/>
+          <w:szCs w:val="28"/>
+        </w:rPr>
+        <w:t>tree</w:t>
+      </w:r>
+      <w:proofErr w:type="spellEnd"/>
+      <w:r>
+        <w:rPr>
+          <w:rFonts w:ascii="Times New Roman" w:hAnsi="Times New Roman" w:cs="Times New Roman"/>
+          <w:sz w:val="28"/>
+          <w:szCs w:val="28"/>
+        </w:rPr>
+        <w:t xml:space="preserve"> </w:t>
+      </w:r>
+      <w:proofErr w:type="spellStart"/>
+      <w:r>
+        <w:rPr>
+          <w:rFonts w:ascii="Times New Roman" w:hAnsi="Times New Roman" w:cs="Times New Roman"/>
+          <w:sz w:val="28"/>
+          <w:szCs w:val="28"/>
+        </w:rPr>
+        <w:t>clean</w:t>
+      </w:r>
+      <w:proofErr w:type="spellEnd"/>
+      <w:r>
+        <w:rPr>
+          <w:rFonts w:ascii="Times New Roman" w:hAnsi="Times New Roman" w:cs="Times New Roman"/>
+          <w:sz w:val="28"/>
+          <w:szCs w:val="28"/>
+        </w:rPr>
+        <w:br/>
       </w:r>
       <w:proofErr w:type="spellStart"/>
       <w:r>
@@ -2605,754 +4631,99 @@
           <w:sz w:val="28"/>
           <w:szCs w:val="28"/>
         </w:rPr>
-        <w:t xml:space="preserve"> написал 2 </w:t>
-      </w:r>
-      <w:proofErr w:type="spellStart"/>
-      <w:r>
-        <w:rPr>
-          <w:rFonts w:ascii="Times New Roman" w:hAnsi="Times New Roman" w:cs="Times New Roman"/>
-          <w:sz w:val="28"/>
-          <w:szCs w:val="28"/>
-        </w:rPr>
-        <w:t>files</w:t>
-      </w:r>
-      <w:proofErr w:type="spellEnd"/>
-      <w:r>
-        <w:rPr>
-          <w:rFonts w:ascii="Times New Roman" w:hAnsi="Times New Roman" w:cs="Times New Roman"/>
-          <w:sz w:val="28"/>
-          <w:szCs w:val="28"/>
-        </w:rPr>
-        <w:t xml:space="preserve"> </w:t>
-      </w:r>
-      <w:proofErr w:type="spellStart"/>
-      <w:r>
-        <w:rPr>
-          <w:rFonts w:ascii="Times New Roman" w:hAnsi="Times New Roman" w:cs="Times New Roman"/>
-          <w:sz w:val="28"/>
-          <w:szCs w:val="28"/>
-        </w:rPr>
-        <w:t>changed</w:t>
-      </w:r>
-      <w:proofErr w:type="spellEnd"/>
-      <w:r>
-        <w:rPr>
-          <w:rFonts w:ascii="Times New Roman" w:hAnsi="Times New Roman" w:cs="Times New Roman"/>
-          <w:sz w:val="28"/>
-          <w:szCs w:val="28"/>
-        </w:rPr>
-        <w:t xml:space="preserve"> — значит, он увидел ровно 2 файла.</w:t>
-      </w:r>
-    </w:p>
-    <w:p>
-      <w:pPr>
-        <w:pStyle w:val="a8"/>
-        <w:numPr>
-          <w:ilvl w:val="0"/>
-          <w:numId w:val="3"/>
-        </w:numPr>
-        <w:jc w:val="both"/>
-        <w:rPr>
-          <w:rFonts w:ascii="Times New Roman" w:hAnsi="Times New Roman" w:cs="Times New Roman"/>
-          <w:sz w:val="28"/>
-          <w:szCs w:val="28"/>
-        </w:rPr>
-      </w:pPr>
-      <w:proofErr w:type="spellStart"/>
-      <w:r>
-        <w:rPr>
-          <w:rFonts w:ascii="Times New Roman" w:hAnsi="Times New Roman" w:cs="Times New Roman"/>
-          <w:sz w:val="28"/>
-          <w:szCs w:val="28"/>
-        </w:rPr>
-        <w:t>git</w:t>
-      </w:r>
-      <w:proofErr w:type="spellEnd"/>
-      <w:r>
-        <w:rPr>
-          <w:rFonts w:ascii="Times New Roman" w:hAnsi="Times New Roman" w:cs="Times New Roman"/>
-          <w:sz w:val="28"/>
-          <w:szCs w:val="28"/>
-        </w:rPr>
-        <w:t xml:space="preserve"> </w:t>
-      </w:r>
-      <w:proofErr w:type="spellStart"/>
-      <w:r>
-        <w:rPr>
-          <w:rFonts w:ascii="Times New Roman" w:hAnsi="Times New Roman" w:cs="Times New Roman"/>
-          <w:sz w:val="28"/>
-          <w:szCs w:val="28"/>
-        </w:rPr>
-        <w:t>branch</w:t>
-      </w:r>
-      <w:proofErr w:type="spellEnd"/>
-      <w:r>
-        <w:rPr>
-          <w:rFonts w:ascii="Times New Roman" w:hAnsi="Times New Roman" w:cs="Times New Roman"/>
-          <w:sz w:val="28"/>
-          <w:szCs w:val="28"/>
-        </w:rPr>
-        <w:t xml:space="preserve"> -M </w:t>
-      </w:r>
-      <w:proofErr w:type="spellStart"/>
-      <w:r>
-        <w:rPr>
-          <w:rFonts w:ascii="Times New Roman" w:hAnsi="Times New Roman" w:cs="Times New Roman"/>
-          <w:sz w:val="28"/>
-          <w:szCs w:val="28"/>
-        </w:rPr>
-        <w:t>main</w:t>
-      </w:r>
-      <w:proofErr w:type="spellEnd"/>
-      <w:r>
-        <w:rPr>
-          <w:rFonts w:ascii="Times New Roman" w:hAnsi="Times New Roman" w:cs="Times New Roman"/>
-          <w:sz w:val="28"/>
-          <w:szCs w:val="28"/>
-        </w:rPr>
-        <w:t xml:space="preserve"> — Переименовал главную ветку в </w:t>
-      </w:r>
-      <w:proofErr w:type="spellStart"/>
-      <w:r>
-        <w:rPr>
-          <w:rFonts w:ascii="Times New Roman" w:hAnsi="Times New Roman" w:cs="Times New Roman"/>
-          <w:sz w:val="28"/>
-          <w:szCs w:val="28"/>
-        </w:rPr>
-        <w:t>main</w:t>
-      </w:r>
-      <w:proofErr w:type="spellEnd"/>
-      <w:r>
-        <w:rPr>
-          <w:rFonts w:ascii="Times New Roman" w:hAnsi="Times New Roman" w:cs="Times New Roman"/>
-          <w:sz w:val="28"/>
-          <w:szCs w:val="28"/>
-        </w:rPr>
-        <w:t xml:space="preserve"> (стандарт </w:t>
-      </w:r>
-      <w:proofErr w:type="spellStart"/>
-      <w:r>
-        <w:rPr>
-          <w:rFonts w:ascii="Times New Roman" w:hAnsi="Times New Roman" w:cs="Times New Roman"/>
-          <w:sz w:val="28"/>
-          <w:szCs w:val="28"/>
-        </w:rPr>
-        <w:t>GitHub</w:t>
-      </w:r>
-      <w:proofErr w:type="spellEnd"/>
-      <w:r>
-        <w:rPr>
-          <w:rFonts w:ascii="Times New Roman" w:hAnsi="Times New Roman" w:cs="Times New Roman"/>
-          <w:sz w:val="28"/>
-          <w:szCs w:val="28"/>
-        </w:rPr>
-        <w:t>).</w:t>
-      </w:r>
-    </w:p>
-    <w:p>
-      <w:pPr>
-        <w:pStyle w:val="a8"/>
-        <w:numPr>
-          <w:ilvl w:val="0"/>
-          <w:numId w:val="3"/>
-        </w:numPr>
-        <w:jc w:val="both"/>
-        <w:rPr>
-          <w:rFonts w:ascii="Times New Roman" w:hAnsi="Times New Roman" w:cs="Times New Roman"/>
-          <w:sz w:val="28"/>
-          <w:szCs w:val="28"/>
-        </w:rPr>
-      </w:pPr>
-      <w:proofErr w:type="spellStart"/>
-      <w:r>
-        <w:rPr>
-          <w:rFonts w:ascii="Times New Roman" w:hAnsi="Times New Roman" w:cs="Times New Roman"/>
-          <w:sz w:val="28"/>
-          <w:szCs w:val="28"/>
-        </w:rPr>
-        <w:t>git</w:t>
-      </w:r>
-      <w:proofErr w:type="spellEnd"/>
-      <w:r>
-        <w:rPr>
-          <w:rFonts w:ascii="Times New Roman" w:hAnsi="Times New Roman" w:cs="Times New Roman"/>
-          <w:sz w:val="28"/>
-          <w:szCs w:val="28"/>
-        </w:rPr>
-        <w:t xml:space="preserve"> </w:t>
-      </w:r>
-      <w:proofErr w:type="spellStart"/>
-      <w:r>
-        <w:rPr>
-          <w:rFonts w:ascii="Times New Roman" w:hAnsi="Times New Roman" w:cs="Times New Roman"/>
-          <w:sz w:val="28"/>
-          <w:szCs w:val="28"/>
-        </w:rPr>
-        <w:t>remote</w:t>
-      </w:r>
-      <w:proofErr w:type="spellEnd"/>
-      <w:r>
-        <w:rPr>
-          <w:rFonts w:ascii="Times New Roman" w:hAnsi="Times New Roman" w:cs="Times New Roman"/>
-          <w:sz w:val="28"/>
-          <w:szCs w:val="28"/>
-        </w:rPr>
-        <w:t xml:space="preserve"> </w:t>
-      </w:r>
-      <w:proofErr w:type="spellStart"/>
-      <w:r>
-        <w:rPr>
-          <w:rFonts w:ascii="Times New Roman" w:hAnsi="Times New Roman" w:cs="Times New Roman"/>
-          <w:sz w:val="28"/>
-          <w:szCs w:val="28"/>
-        </w:rPr>
-        <w:t>add</w:t>
-      </w:r>
-      <w:proofErr w:type="spellEnd"/>
-      <w:r>
-        <w:rPr>
-          <w:rFonts w:ascii="Times New Roman" w:hAnsi="Times New Roman" w:cs="Times New Roman"/>
-          <w:sz w:val="28"/>
-          <w:szCs w:val="28"/>
-        </w:rPr>
-        <w:t xml:space="preserve"> </w:t>
-      </w:r>
-      <w:proofErr w:type="spellStart"/>
-      <w:r>
-        <w:rPr>
-          <w:rFonts w:ascii="Times New Roman" w:hAnsi="Times New Roman" w:cs="Times New Roman"/>
-          <w:sz w:val="28"/>
-          <w:szCs w:val="28"/>
-        </w:rPr>
-        <w:t>origin</w:t>
-      </w:r>
-      <w:proofErr w:type="spellEnd"/>
-      <w:r>
-        <w:rPr>
-          <w:rFonts w:ascii="Times New Roman" w:hAnsi="Times New Roman" w:cs="Times New Roman"/>
-          <w:sz w:val="28"/>
-          <w:szCs w:val="28"/>
-        </w:rPr>
-        <w:t xml:space="preserve"> ... — Связал твой компьютер с репозиторием на </w:t>
-      </w:r>
-      <w:proofErr w:type="spellStart"/>
-      <w:r>
-        <w:rPr>
-          <w:rFonts w:ascii="Times New Roman" w:hAnsi="Times New Roman" w:cs="Times New Roman"/>
-          <w:sz w:val="28"/>
-          <w:szCs w:val="28"/>
-        </w:rPr>
-        <w:t>GitHub</w:t>
-      </w:r>
-      <w:proofErr w:type="spellEnd"/>
-      <w:r>
-        <w:rPr>
-          <w:rFonts w:ascii="Times New Roman" w:hAnsi="Times New Roman" w:cs="Times New Roman"/>
-          <w:sz w:val="28"/>
-          <w:szCs w:val="28"/>
-        </w:rPr>
-        <w:t xml:space="preserve"> по ссылке.</w:t>
-      </w:r>
-    </w:p>
-    <w:p>
-      <w:pPr>
-        <w:pStyle w:val="a8"/>
-        <w:numPr>
-          <w:ilvl w:val="0"/>
-          <w:numId w:val="3"/>
-        </w:numPr>
-        <w:jc w:val="both"/>
-        <w:rPr>
-          <w:rFonts w:ascii="Times New Roman" w:hAnsi="Times New Roman" w:cs="Times New Roman"/>
-          <w:sz w:val="28"/>
-          <w:szCs w:val="28"/>
-        </w:rPr>
-      </w:pPr>
-      <w:proofErr w:type="spellStart"/>
-      <w:r>
-        <w:rPr>
-          <w:rFonts w:ascii="Times New Roman" w:hAnsi="Times New Roman" w:cs="Times New Roman"/>
-          <w:sz w:val="28"/>
-          <w:szCs w:val="28"/>
-        </w:rPr>
-        <w:t>git</w:t>
-      </w:r>
-      <w:proofErr w:type="spellEnd"/>
-      <w:r>
-        <w:rPr>
-          <w:rFonts w:ascii="Times New Roman" w:hAnsi="Times New Roman" w:cs="Times New Roman"/>
-          <w:sz w:val="28"/>
-          <w:szCs w:val="28"/>
-        </w:rPr>
-        <w:t xml:space="preserve"> </w:t>
-      </w:r>
-      <w:proofErr w:type="spellStart"/>
-      <w:r>
-        <w:rPr>
-          <w:rFonts w:ascii="Times New Roman" w:hAnsi="Times New Roman" w:cs="Times New Roman"/>
-          <w:sz w:val="28"/>
-          <w:szCs w:val="28"/>
-        </w:rPr>
-        <w:t>push</w:t>
-      </w:r>
-      <w:proofErr w:type="spellEnd"/>
-      <w:r>
-        <w:rPr>
-          <w:rFonts w:ascii="Times New Roman" w:hAnsi="Times New Roman" w:cs="Times New Roman"/>
-          <w:sz w:val="28"/>
-          <w:szCs w:val="28"/>
-        </w:rPr>
-        <w:t xml:space="preserve"> -u -f </w:t>
-      </w:r>
-      <w:proofErr w:type="spellStart"/>
-      <w:r>
-        <w:rPr>
-          <w:rFonts w:ascii="Times New Roman" w:hAnsi="Times New Roman" w:cs="Times New Roman"/>
-          <w:sz w:val="28"/>
-          <w:szCs w:val="28"/>
-        </w:rPr>
-        <w:t>origin</w:t>
-      </w:r>
-      <w:proofErr w:type="spellEnd"/>
-      <w:r>
-        <w:rPr>
-          <w:rFonts w:ascii="Times New Roman" w:hAnsi="Times New Roman" w:cs="Times New Roman"/>
-          <w:sz w:val="28"/>
-          <w:szCs w:val="28"/>
-        </w:rPr>
-        <w:t xml:space="preserve"> </w:t>
-      </w:r>
-      <w:proofErr w:type="spellStart"/>
-      <w:r>
-        <w:rPr>
-          <w:rFonts w:ascii="Times New Roman" w:hAnsi="Times New Roman" w:cs="Times New Roman"/>
-          <w:sz w:val="28"/>
-          <w:szCs w:val="28"/>
-        </w:rPr>
-        <w:t>main</w:t>
-      </w:r>
-      <w:proofErr w:type="spellEnd"/>
-      <w:r>
-        <w:rPr>
-          <w:rFonts w:ascii="Times New Roman" w:hAnsi="Times New Roman" w:cs="Times New Roman"/>
-          <w:sz w:val="28"/>
-          <w:szCs w:val="28"/>
-        </w:rPr>
-        <w:t xml:space="preserve"> — Отправил файлы на </w:t>
-      </w:r>
-      <w:proofErr w:type="spellStart"/>
-      <w:r>
-        <w:rPr>
-          <w:rFonts w:ascii="Times New Roman" w:hAnsi="Times New Roman" w:cs="Times New Roman"/>
-          <w:sz w:val="28"/>
-          <w:szCs w:val="28"/>
-        </w:rPr>
-        <w:t>GitHub</w:t>
-      </w:r>
-      <w:proofErr w:type="spellEnd"/>
-      <w:r>
-        <w:rPr>
-          <w:rFonts w:ascii="Times New Roman" w:hAnsi="Times New Roman" w:cs="Times New Roman"/>
-          <w:sz w:val="28"/>
-          <w:szCs w:val="28"/>
-        </w:rPr>
-        <w:t>. Флаг -f (</w:t>
-      </w:r>
-      <w:proofErr w:type="spellStart"/>
-      <w:r>
-        <w:rPr>
-          <w:rFonts w:ascii="Times New Roman" w:hAnsi="Times New Roman" w:cs="Times New Roman"/>
-          <w:sz w:val="28"/>
-          <w:szCs w:val="28"/>
-        </w:rPr>
-        <w:t>force</w:t>
-      </w:r>
-      <w:proofErr w:type="spellEnd"/>
-      <w:r>
-        <w:rPr>
-          <w:rFonts w:ascii="Times New Roman" w:hAnsi="Times New Roman" w:cs="Times New Roman"/>
-          <w:sz w:val="28"/>
-          <w:szCs w:val="28"/>
-        </w:rPr>
-        <w:t>) перезаписал то, что было на сайте, твоими файлами. Загрузка прошла успешно</w:t>
-      </w:r>
-      <w:r>
-        <w:rPr>
-          <w:rFonts w:ascii="Times New Roman" w:hAnsi="Times New Roman" w:cs="Times New Roman"/>
-          <w:sz w:val="28"/>
-          <w:szCs w:val="28"/>
-        </w:rPr>
-        <w:t>.</w:t>
-      </w:r>
-    </w:p>
-    <w:p>
-      <w:pPr>
-        <w:pStyle w:val="a8"/>
-        <w:numPr>
-          <w:ilvl w:val="0"/>
-          <w:numId w:val="3"/>
-        </w:numPr>
-        <w:jc w:val="both"/>
-        <w:rPr>
-          <w:rFonts w:ascii="Times New Roman" w:hAnsi="Times New Roman" w:cs="Times New Roman"/>
-          <w:sz w:val="28"/>
-          <w:szCs w:val="28"/>
-        </w:rPr>
-      </w:pPr>
-      <w:proofErr w:type="spellStart"/>
-      <w:r>
-        <w:rPr>
-          <w:rFonts w:ascii="Times New Roman" w:hAnsi="Times New Roman" w:cs="Times New Roman"/>
-          <w:sz w:val="28"/>
-          <w:szCs w:val="28"/>
-        </w:rPr>
-        <w:t>git</w:t>
-      </w:r>
-      <w:proofErr w:type="spellEnd"/>
-      <w:r>
-        <w:rPr>
-          <w:rFonts w:ascii="Times New Roman" w:hAnsi="Times New Roman" w:cs="Times New Roman"/>
-          <w:sz w:val="28"/>
-          <w:szCs w:val="28"/>
-        </w:rPr>
-        <w:t xml:space="preserve"> </w:t>
-      </w:r>
-      <w:proofErr w:type="spellStart"/>
-      <w:r>
-        <w:rPr>
-          <w:rFonts w:ascii="Times New Roman" w:hAnsi="Times New Roman" w:cs="Times New Roman"/>
-          <w:sz w:val="28"/>
-          <w:szCs w:val="28"/>
-        </w:rPr>
-        <w:t>status</w:t>
-      </w:r>
-      <w:proofErr w:type="spellEnd"/>
-      <w:r>
-        <w:rPr>
-          <w:rFonts w:ascii="Times New Roman" w:hAnsi="Times New Roman" w:cs="Times New Roman"/>
-          <w:sz w:val="28"/>
-          <w:szCs w:val="28"/>
-        </w:rPr>
-        <w:t xml:space="preserve"> — Проверил статус. Написало </w:t>
-      </w:r>
-      <w:proofErr w:type="spellStart"/>
-      <w:r>
-        <w:rPr>
-          <w:rFonts w:ascii="Times New Roman" w:hAnsi="Times New Roman" w:cs="Times New Roman"/>
-          <w:sz w:val="28"/>
-          <w:szCs w:val="28"/>
-        </w:rPr>
-        <w:t>nothing</w:t>
-      </w:r>
-      <w:proofErr w:type="spellEnd"/>
-      <w:r>
-        <w:rPr>
-          <w:rFonts w:ascii="Times New Roman" w:hAnsi="Times New Roman" w:cs="Times New Roman"/>
-          <w:sz w:val="28"/>
-          <w:szCs w:val="28"/>
-        </w:rPr>
-        <w:t xml:space="preserve"> </w:t>
-      </w:r>
-      <w:proofErr w:type="spellStart"/>
-      <w:r>
-        <w:rPr>
-          <w:rFonts w:ascii="Times New Roman" w:hAnsi="Times New Roman" w:cs="Times New Roman"/>
-          <w:sz w:val="28"/>
-          <w:szCs w:val="28"/>
-        </w:rPr>
-        <w:t>to</w:t>
-      </w:r>
-      <w:proofErr w:type="spellEnd"/>
-      <w:r>
-        <w:rPr>
-          <w:rFonts w:ascii="Times New Roman" w:hAnsi="Times New Roman" w:cs="Times New Roman"/>
-          <w:sz w:val="28"/>
-          <w:szCs w:val="28"/>
-        </w:rPr>
-        <w:t xml:space="preserve"> </w:t>
-      </w:r>
-      <w:proofErr w:type="spellStart"/>
-      <w:r>
-        <w:rPr>
-          <w:rFonts w:ascii="Times New Roman" w:hAnsi="Times New Roman" w:cs="Times New Roman"/>
-          <w:sz w:val="28"/>
-          <w:szCs w:val="28"/>
-        </w:rPr>
-        <w:t>commit</w:t>
-      </w:r>
-      <w:proofErr w:type="spellEnd"/>
-      <w:r>
-        <w:rPr>
-          <w:rFonts w:ascii="Times New Roman" w:hAnsi="Times New Roman" w:cs="Times New Roman"/>
-          <w:sz w:val="28"/>
-          <w:szCs w:val="28"/>
-        </w:rPr>
-        <w:t xml:space="preserve">, </w:t>
-      </w:r>
-      <w:proofErr w:type="spellStart"/>
-      <w:r>
-        <w:rPr>
-          <w:rFonts w:ascii="Times New Roman" w:hAnsi="Times New Roman" w:cs="Times New Roman"/>
-          <w:sz w:val="28"/>
-          <w:szCs w:val="28"/>
-        </w:rPr>
-        <w:t>working</w:t>
-      </w:r>
-      <w:proofErr w:type="spellEnd"/>
-      <w:r>
-        <w:rPr>
-          <w:rFonts w:ascii="Times New Roman" w:hAnsi="Times New Roman" w:cs="Times New Roman"/>
-          <w:sz w:val="28"/>
-          <w:szCs w:val="28"/>
-        </w:rPr>
-        <w:t xml:space="preserve"> </w:t>
-      </w:r>
-      <w:proofErr w:type="spellStart"/>
-      <w:r>
-        <w:rPr>
-          <w:rFonts w:ascii="Times New Roman" w:hAnsi="Times New Roman" w:cs="Times New Roman"/>
-          <w:sz w:val="28"/>
-          <w:szCs w:val="28"/>
-        </w:rPr>
-        <w:t>tree</w:t>
-      </w:r>
-      <w:proofErr w:type="spellEnd"/>
-      <w:r>
-        <w:rPr>
-          <w:rFonts w:ascii="Times New Roman" w:hAnsi="Times New Roman" w:cs="Times New Roman"/>
-          <w:sz w:val="28"/>
-          <w:szCs w:val="28"/>
-        </w:rPr>
-        <w:t xml:space="preserve"> </w:t>
-      </w:r>
-      <w:proofErr w:type="spellStart"/>
-      <w:r>
-        <w:rPr>
-          <w:rFonts w:ascii="Times New Roman" w:hAnsi="Times New Roman" w:cs="Times New Roman"/>
-          <w:sz w:val="28"/>
-          <w:szCs w:val="28"/>
-        </w:rPr>
-        <w:t>clean</w:t>
-      </w:r>
-      <w:proofErr w:type="spellEnd"/>
-      <w:r>
-        <w:rPr>
-          <w:rFonts w:ascii="Times New Roman" w:hAnsi="Times New Roman" w:cs="Times New Roman"/>
-          <w:sz w:val="28"/>
-          <w:szCs w:val="28"/>
-        </w:rPr>
-        <w:t xml:space="preserve"> — это значит, что все файлы сохранены и отправлены.</w:t>
-      </w:r>
-    </w:p>
-    <w:p>
-      <w:pPr>
-        <w:pStyle w:val="a8"/>
-        <w:numPr>
-          <w:ilvl w:val="0"/>
-          <w:numId w:val="3"/>
-        </w:numPr>
-        <w:jc w:val="both"/>
-        <w:rPr>
-          <w:rFonts w:ascii="Times New Roman" w:hAnsi="Times New Roman" w:cs="Times New Roman"/>
-          <w:sz w:val="28"/>
-          <w:szCs w:val="28"/>
-        </w:rPr>
-      </w:pPr>
-      <w:proofErr w:type="spellStart"/>
-      <w:r>
-        <w:rPr>
-          <w:rFonts w:ascii="Times New Roman" w:hAnsi="Times New Roman" w:cs="Times New Roman"/>
-          <w:sz w:val="28"/>
-          <w:szCs w:val="28"/>
-        </w:rPr>
-        <w:t>git</w:t>
-      </w:r>
-      <w:proofErr w:type="spellEnd"/>
-      <w:r>
-        <w:rPr>
-          <w:rFonts w:ascii="Times New Roman" w:hAnsi="Times New Roman" w:cs="Times New Roman"/>
-          <w:sz w:val="28"/>
-          <w:szCs w:val="28"/>
-        </w:rPr>
-        <w:t xml:space="preserve"> </w:t>
-      </w:r>
-      <w:proofErr w:type="spellStart"/>
-      <w:r>
-        <w:rPr>
-          <w:rFonts w:ascii="Times New Roman" w:hAnsi="Times New Roman" w:cs="Times New Roman"/>
-          <w:sz w:val="28"/>
-          <w:szCs w:val="28"/>
-        </w:rPr>
-        <w:t>add</w:t>
-      </w:r>
-      <w:proofErr w:type="spellEnd"/>
-      <w:r>
-        <w:rPr>
-          <w:rFonts w:ascii="Times New Roman" w:hAnsi="Times New Roman" w:cs="Times New Roman"/>
-          <w:sz w:val="28"/>
-          <w:szCs w:val="28"/>
-        </w:rPr>
-        <w:t xml:space="preserve"> . и </w:t>
-      </w:r>
-      <w:proofErr w:type="spellStart"/>
-      <w:r>
-        <w:rPr>
-          <w:rFonts w:ascii="Times New Roman" w:hAnsi="Times New Roman" w:cs="Times New Roman"/>
-          <w:sz w:val="28"/>
-          <w:szCs w:val="28"/>
-        </w:rPr>
-        <w:t>git</w:t>
-      </w:r>
-      <w:proofErr w:type="spellEnd"/>
-      <w:r>
-        <w:rPr>
-          <w:rFonts w:ascii="Times New Roman" w:hAnsi="Times New Roman" w:cs="Times New Roman"/>
-          <w:sz w:val="28"/>
-          <w:szCs w:val="28"/>
-        </w:rPr>
-        <w:t xml:space="preserve"> </w:t>
-      </w:r>
-      <w:proofErr w:type="spellStart"/>
-      <w:r>
-        <w:rPr>
-          <w:rFonts w:ascii="Times New Roman" w:hAnsi="Times New Roman" w:cs="Times New Roman"/>
-          <w:sz w:val="28"/>
-          <w:szCs w:val="28"/>
-        </w:rPr>
-        <w:t>commit</w:t>
-      </w:r>
-      <w:proofErr w:type="spellEnd"/>
-      <w:r>
-        <w:rPr>
-          <w:rFonts w:ascii="Times New Roman" w:hAnsi="Times New Roman" w:cs="Times New Roman"/>
-          <w:sz w:val="28"/>
-          <w:szCs w:val="28"/>
-        </w:rPr>
-        <w:t xml:space="preserve"> (второй раз) —  попытался снова сохранить, но </w:t>
-      </w:r>
-      <w:proofErr w:type="spellStart"/>
-      <w:r>
-        <w:rPr>
-          <w:rFonts w:ascii="Times New Roman" w:hAnsi="Times New Roman" w:cs="Times New Roman"/>
-          <w:sz w:val="28"/>
-          <w:szCs w:val="28"/>
-        </w:rPr>
-        <w:t>Git</w:t>
-      </w:r>
-      <w:proofErr w:type="spellEnd"/>
-      <w:r>
-        <w:rPr>
-          <w:rFonts w:ascii="Times New Roman" w:hAnsi="Times New Roman" w:cs="Times New Roman"/>
-          <w:sz w:val="28"/>
-          <w:szCs w:val="28"/>
-        </w:rPr>
-        <w:t xml:space="preserve"> сказал: "Я не вижу никаких изменений, всё уже сохранено".</w:t>
-      </w:r>
-    </w:p>
-    <w:p>
-      <w:pPr>
-        <w:pStyle w:val="a8"/>
-        <w:numPr>
-          <w:ilvl w:val="0"/>
-          <w:numId w:val="3"/>
-        </w:numPr>
-        <w:jc w:val="both"/>
-        <w:rPr>
-          <w:rFonts w:ascii="Times New Roman" w:hAnsi="Times New Roman" w:cs="Times New Roman"/>
-          <w:sz w:val="28"/>
-          <w:szCs w:val="28"/>
-        </w:rPr>
-      </w:pPr>
-      <w:proofErr w:type="spellStart"/>
-      <w:r>
-        <w:rPr>
-          <w:rFonts w:ascii="Times New Roman" w:hAnsi="Times New Roman" w:cs="Times New Roman"/>
-          <w:sz w:val="28"/>
-          <w:szCs w:val="28"/>
-        </w:rPr>
-        <w:t>git</w:t>
-      </w:r>
-      <w:proofErr w:type="spellEnd"/>
-      <w:r>
-        <w:rPr>
-          <w:rFonts w:ascii="Times New Roman" w:hAnsi="Times New Roman" w:cs="Times New Roman"/>
-          <w:sz w:val="28"/>
-          <w:szCs w:val="28"/>
-        </w:rPr>
-        <w:t xml:space="preserve"> </w:t>
-      </w:r>
-      <w:proofErr w:type="spellStart"/>
-      <w:r>
-        <w:rPr>
-          <w:rFonts w:ascii="Times New Roman" w:hAnsi="Times New Roman" w:cs="Times New Roman"/>
-          <w:sz w:val="28"/>
-          <w:szCs w:val="28"/>
-        </w:rPr>
-        <w:t>push</w:t>
-      </w:r>
-      <w:proofErr w:type="spellEnd"/>
-      <w:r>
-        <w:rPr>
-          <w:rFonts w:ascii="Times New Roman" w:hAnsi="Times New Roman" w:cs="Times New Roman"/>
-          <w:sz w:val="28"/>
-          <w:szCs w:val="28"/>
-        </w:rPr>
-        <w:t xml:space="preserve"> — Соответственно, написал </w:t>
-      </w:r>
-      <w:proofErr w:type="spellStart"/>
-      <w:r>
-        <w:rPr>
-          <w:rFonts w:ascii="Times New Roman" w:hAnsi="Times New Roman" w:cs="Times New Roman"/>
-          <w:sz w:val="28"/>
-          <w:szCs w:val="28"/>
-        </w:rPr>
-        <w:t>Everything</w:t>
-      </w:r>
-      <w:proofErr w:type="spellEnd"/>
-      <w:r>
-        <w:rPr>
-          <w:rFonts w:ascii="Times New Roman" w:hAnsi="Times New Roman" w:cs="Times New Roman"/>
-          <w:sz w:val="28"/>
-          <w:szCs w:val="28"/>
-        </w:rPr>
-        <w:t xml:space="preserve"> </w:t>
-      </w:r>
-      <w:proofErr w:type="spellStart"/>
-      <w:r>
-        <w:rPr>
-          <w:rFonts w:ascii="Times New Roman" w:hAnsi="Times New Roman" w:cs="Times New Roman"/>
-          <w:sz w:val="28"/>
-          <w:szCs w:val="28"/>
-        </w:rPr>
-        <w:t>up-to-date</w:t>
-      </w:r>
-      <w:proofErr w:type="spellEnd"/>
-      <w:r>
-        <w:rPr>
-          <w:rFonts w:ascii="Times New Roman" w:hAnsi="Times New Roman" w:cs="Times New Roman"/>
-          <w:sz w:val="28"/>
-          <w:szCs w:val="28"/>
-        </w:rPr>
-        <w:t xml:space="preserve"> (всё уже актуально, отправлять нечего).</w:t>
-      </w:r>
-    </w:p>
-    <w:p>
-      <w:pPr>
-        <w:jc w:val="both"/>
-        <w:rPr>
-          <w:rFonts w:ascii="Times New Roman" w:hAnsi="Times New Roman" w:cs="Times New Roman"/>
-          <w:sz w:val="28"/>
-          <w:szCs w:val="28"/>
-        </w:rPr>
-      </w:pPr>
-      <w:r>
-        <w:rPr>
-          <w:rFonts w:ascii="Times New Roman" w:hAnsi="Times New Roman" w:cs="Times New Roman"/>
-          <w:sz w:val="28"/>
-          <w:szCs w:val="28"/>
-        </w:rPr>
-        <w:br w:type="page"/>
-      </w:r>
+        <w:t xml:space="preserve"> сообщает, что все изменения сохранены и отправлены, рабочая директория чиста</w:t>
+      </w:r>
+    </w:p>
+    <w:p>
+      <w:pPr>
+        <w:spacing w:after="0"/>
+        <w:jc w:val="center"/>
+        <w:rPr>
+          <w:rFonts w:ascii="Times New Roman" w:hAnsi="Times New Roman" w:cs="Times New Roman"/>
+          <w:b/>
+          <w:bCs/>
+          <w:sz w:val="28"/>
+          <w:szCs w:val="28"/>
+        </w:rPr>
+      </w:pPr>
+    </w:p>
+    <w:p>
+      <w:pPr>
+        <w:spacing w:after="0"/>
+        <w:jc w:val="center"/>
+        <w:rPr>
+          <w:rFonts w:ascii="Times New Roman" w:hAnsi="Times New Roman" w:cs="Times New Roman"/>
+          <w:b/>
+          <w:bCs/>
+          <w:sz w:val="28"/>
+          <w:szCs w:val="28"/>
+        </w:rPr>
+      </w:pPr>
+    </w:p>
+    <w:p>
+      <w:pPr>
+        <w:spacing w:after="0"/>
+        <w:jc w:val="center"/>
+        <w:rPr>
+          <w:rFonts w:ascii="Times New Roman" w:hAnsi="Times New Roman" w:cs="Times New Roman"/>
+          <w:b/>
+          <w:bCs/>
+          <w:sz w:val="28"/>
+          <w:szCs w:val="28"/>
+        </w:rPr>
+      </w:pPr>
+    </w:p>
+    <w:p>
+      <w:pPr>
+        <w:spacing w:after="0"/>
+        <w:jc w:val="center"/>
+        <w:rPr>
+          <w:rFonts w:ascii="Times New Roman" w:hAnsi="Times New Roman" w:cs="Times New Roman"/>
+          <w:b/>
+          <w:bCs/>
+          <w:sz w:val="28"/>
+          <w:szCs w:val="28"/>
+        </w:rPr>
+      </w:pPr>
+    </w:p>
+    <w:p>
+      <w:pPr>
+        <w:spacing w:after="0"/>
+        <w:jc w:val="center"/>
+        <w:rPr>
+          <w:rFonts w:ascii="Times New Roman" w:hAnsi="Times New Roman" w:cs="Times New Roman"/>
+          <w:b/>
+          <w:bCs/>
+          <w:sz w:val="28"/>
+          <w:szCs w:val="28"/>
+        </w:rPr>
+      </w:pPr>
+    </w:p>
+    <w:p>
+      <w:pPr>
+        <w:spacing w:after="0"/>
+        <w:jc w:val="center"/>
+        <w:rPr>
+          <w:rFonts w:ascii="Times New Roman" w:hAnsi="Times New Roman" w:cs="Times New Roman"/>
+          <w:b/>
+          <w:bCs/>
+          <w:sz w:val="28"/>
+          <w:szCs w:val="28"/>
+        </w:rPr>
+      </w:pPr>
+    </w:p>
+    <w:p>
+      <w:pPr>
+        <w:spacing w:after="0"/>
+        <w:jc w:val="center"/>
+        <w:rPr>
+          <w:rFonts w:ascii="Times New Roman" w:hAnsi="Times New Roman" w:cs="Times New Roman"/>
+          <w:b/>
+          <w:bCs/>
+          <w:sz w:val="28"/>
+          <w:szCs w:val="28"/>
+        </w:rPr>
+      </w:pPr>
     </w:p>
     <w:p>
       <w:pPr>
@@ -3521,7 +4892,7 @@
       </w:pPr>
     </w:p>
     <w:sectPr>
-      <w:footerReference w:type="default" r:id="rId7"/>
+      <w:footerReference w:type="default" r:id="rId10"/>
       <w:pgSz w:w="11906" w:h="16838"/>
       <w:pgMar w:top="1134" w:right="850" w:bottom="1134" w:left="1701" w:header="708" w:footer="708" w:gutter="0"/>
       <w:cols w:space="708"/>
@@ -3741,6 +5112,268 @@
     </w:lvl>
   </w:abstractNum>
   <w:abstractNum w:abstractNumId="1" w15:restartNumberingAfterBreak="0">
+    <w:nsid w:val="26571FF7"/>
+    <w:multiLevelType w:val="multilevel"/>
+    <w:tmpl w:val="DB9C85D4"/>
+    <w:lvl w:ilvl="0">
+      <w:start w:val="1"/>
+      <w:numFmt w:val="bullet"/>
+      <w:lvlText w:val=""/>
+      <w:lvlJc w:val="left"/>
+      <w:pPr>
+        <w:tabs>
+          <w:tab w:val="num" w:pos="720"/>
+        </w:tabs>
+        <w:ind w:left="720" w:hanging="360"/>
+      </w:pPr>
+      <w:rPr>
+        <w:rFonts w:ascii="Symbol" w:hAnsi="Symbol" w:hint="default"/>
+        <w:sz w:val="20"/>
+      </w:rPr>
+    </w:lvl>
+    <w:lvl w:ilvl="1" w:tentative="1">
+      <w:start w:val="1"/>
+      <w:numFmt w:val="bullet"/>
+      <w:lvlText w:val="o"/>
+      <w:lvlJc w:val="left"/>
+      <w:pPr>
+        <w:tabs>
+          <w:tab w:val="num" w:pos="1440"/>
+        </w:tabs>
+        <w:ind w:left="1440" w:hanging="360"/>
+      </w:pPr>
+      <w:rPr>
+        <w:rFonts w:ascii="Courier New" w:hAnsi="Courier New" w:hint="default"/>
+        <w:sz w:val="20"/>
+      </w:rPr>
+    </w:lvl>
+    <w:lvl w:ilvl="2" w:tentative="1">
+      <w:start w:val="1"/>
+      <w:numFmt w:val="bullet"/>
+      <w:lvlText w:val=""/>
+      <w:lvlJc w:val="left"/>
+      <w:pPr>
+        <w:tabs>
+          <w:tab w:val="num" w:pos="2160"/>
+        </w:tabs>
+        <w:ind w:left="2160" w:hanging="360"/>
+      </w:pPr>
+      <w:rPr>
+        <w:rFonts w:ascii="Wingdings" w:hAnsi="Wingdings" w:hint="default"/>
+        <w:sz w:val="20"/>
+      </w:rPr>
+    </w:lvl>
+    <w:lvl w:ilvl="3" w:tentative="1">
+      <w:start w:val="1"/>
+      <w:numFmt w:val="bullet"/>
+      <w:lvlText w:val=""/>
+      <w:lvlJc w:val="left"/>
+      <w:pPr>
+        <w:tabs>
+          <w:tab w:val="num" w:pos="2880"/>
+        </w:tabs>
+        <w:ind w:left="2880" w:hanging="360"/>
+      </w:pPr>
+      <w:rPr>
+        <w:rFonts w:ascii="Wingdings" w:hAnsi="Wingdings" w:hint="default"/>
+        <w:sz w:val="20"/>
+      </w:rPr>
+    </w:lvl>
+    <w:lvl w:ilvl="4" w:tentative="1">
+      <w:start w:val="1"/>
+      <w:numFmt w:val="bullet"/>
+      <w:lvlText w:val=""/>
+      <w:lvlJc w:val="left"/>
+      <w:pPr>
+        <w:tabs>
+          <w:tab w:val="num" w:pos="3600"/>
+        </w:tabs>
+        <w:ind w:left="3600" w:hanging="360"/>
+      </w:pPr>
+      <w:rPr>
+        <w:rFonts w:ascii="Wingdings" w:hAnsi="Wingdings" w:hint="default"/>
+        <w:sz w:val="20"/>
+      </w:rPr>
+    </w:lvl>
+    <w:lvl w:ilvl="5" w:tentative="1">
+      <w:start w:val="1"/>
+      <w:numFmt w:val="bullet"/>
+      <w:lvlText w:val=""/>
+      <w:lvlJc w:val="left"/>
+      <w:pPr>
+        <w:tabs>
+          <w:tab w:val="num" w:pos="4320"/>
+        </w:tabs>
+        <w:ind w:left="4320" w:hanging="360"/>
+      </w:pPr>
+      <w:rPr>
+        <w:rFonts w:ascii="Wingdings" w:hAnsi="Wingdings" w:hint="default"/>
+        <w:sz w:val="20"/>
+      </w:rPr>
+    </w:lvl>
+    <w:lvl w:ilvl="6" w:tentative="1">
+      <w:start w:val="1"/>
+      <w:numFmt w:val="bullet"/>
+      <w:lvlText w:val=""/>
+      <w:lvlJc w:val="left"/>
+      <w:pPr>
+        <w:tabs>
+          <w:tab w:val="num" w:pos="5040"/>
+        </w:tabs>
+        <w:ind w:left="5040" w:hanging="360"/>
+      </w:pPr>
+      <w:rPr>
+        <w:rFonts w:ascii="Wingdings" w:hAnsi="Wingdings" w:hint="default"/>
+        <w:sz w:val="20"/>
+      </w:rPr>
+    </w:lvl>
+    <w:lvl w:ilvl="7" w:tentative="1">
+      <w:start w:val="1"/>
+      <w:numFmt w:val="bullet"/>
+      <w:lvlText w:val=""/>
+      <w:lvlJc w:val="left"/>
+      <w:pPr>
+        <w:tabs>
+          <w:tab w:val="num" w:pos="5760"/>
+        </w:tabs>
+        <w:ind w:left="5760" w:hanging="360"/>
+      </w:pPr>
+      <w:rPr>
+        <w:rFonts w:ascii="Wingdings" w:hAnsi="Wingdings" w:hint="default"/>
+        <w:sz w:val="20"/>
+      </w:rPr>
+    </w:lvl>
+    <w:lvl w:ilvl="8" w:tentative="1">
+      <w:start w:val="1"/>
+      <w:numFmt w:val="bullet"/>
+      <w:lvlText w:val=""/>
+      <w:lvlJc w:val="left"/>
+      <w:pPr>
+        <w:tabs>
+          <w:tab w:val="num" w:pos="6480"/>
+        </w:tabs>
+        <w:ind w:left="6480" w:hanging="360"/>
+      </w:pPr>
+      <w:rPr>
+        <w:rFonts w:ascii="Wingdings" w:hAnsi="Wingdings" w:hint="default"/>
+        <w:sz w:val="20"/>
+      </w:rPr>
+    </w:lvl>
+  </w:abstractNum>
+  <w:abstractNum w:abstractNumId="2" w15:restartNumberingAfterBreak="0">
+    <w:nsid w:val="351D62C2"/>
+    <w:multiLevelType w:val="multilevel"/>
+    <w:tmpl w:val="0E92784A"/>
+    <w:lvl w:ilvl="0">
+      <w:start w:val="1"/>
+      <w:numFmt w:val="decimal"/>
+      <w:lvlText w:val="%1."/>
+      <w:lvlJc w:val="left"/>
+      <w:pPr>
+        <w:tabs>
+          <w:tab w:val="num" w:pos="720"/>
+        </w:tabs>
+        <w:ind w:left="720" w:hanging="360"/>
+      </w:pPr>
+    </w:lvl>
+    <w:lvl w:ilvl="1" w:tentative="1">
+      <w:start w:val="1"/>
+      <w:numFmt w:val="decimal"/>
+      <w:lvlText w:val="%2."/>
+      <w:lvlJc w:val="left"/>
+      <w:pPr>
+        <w:tabs>
+          <w:tab w:val="num" w:pos="1440"/>
+        </w:tabs>
+        <w:ind w:left="1440" w:hanging="360"/>
+      </w:pPr>
+    </w:lvl>
+    <w:lvl w:ilvl="2" w:tentative="1">
+      <w:start w:val="1"/>
+      <w:numFmt w:val="decimal"/>
+      <w:lvlText w:val="%3."/>
+      <w:lvlJc w:val="left"/>
+      <w:pPr>
+        <w:tabs>
+          <w:tab w:val="num" w:pos="2160"/>
+        </w:tabs>
+        <w:ind w:left="2160" w:hanging="360"/>
+      </w:pPr>
+    </w:lvl>
+    <w:lvl w:ilvl="3" w:tentative="1">
+      <w:start w:val="1"/>
+      <w:numFmt w:val="decimal"/>
+      <w:lvlText w:val="%4."/>
+      <w:lvlJc w:val="left"/>
+      <w:pPr>
+        <w:tabs>
+          <w:tab w:val="num" w:pos="2880"/>
+        </w:tabs>
+        <w:ind w:left="2880" w:hanging="360"/>
+      </w:pPr>
+    </w:lvl>
+    <w:lvl w:ilvl="4" w:tentative="1">
+      <w:start w:val="1"/>
+      <w:numFmt w:val="decimal"/>
+      <w:lvlText w:val="%5."/>
+      <w:lvlJc w:val="left"/>
+      <w:pPr>
+        <w:tabs>
+          <w:tab w:val="num" w:pos="3600"/>
+        </w:tabs>
+        <w:ind w:left="3600" w:hanging="360"/>
+      </w:pPr>
+    </w:lvl>
+    <w:lvl w:ilvl="5" w:tentative="1">
+      <w:start w:val="1"/>
+      <w:numFmt w:val="decimal"/>
+      <w:lvlText w:val="%6."/>
+      <w:lvlJc w:val="left"/>
+      <w:pPr>
+        <w:tabs>
+          <w:tab w:val="num" w:pos="4320"/>
+        </w:tabs>
+        <w:ind w:left="4320" w:hanging="360"/>
+      </w:pPr>
+    </w:lvl>
+    <w:lvl w:ilvl="6" w:tentative="1">
+      <w:start w:val="1"/>
+      <w:numFmt w:val="decimal"/>
+      <w:lvlText w:val="%7."/>
+      <w:lvlJc w:val="left"/>
+      <w:pPr>
+        <w:tabs>
+          <w:tab w:val="num" w:pos="5040"/>
+        </w:tabs>
+        <w:ind w:left="5040" w:hanging="360"/>
+      </w:pPr>
+    </w:lvl>
+    <w:lvl w:ilvl="7" w:tentative="1">
+      <w:start w:val="1"/>
+      <w:numFmt w:val="decimal"/>
+      <w:lvlText w:val="%8."/>
+      <w:lvlJc w:val="left"/>
+      <w:pPr>
+        <w:tabs>
+          <w:tab w:val="num" w:pos="5760"/>
+        </w:tabs>
+        <w:ind w:left="5760" w:hanging="360"/>
+      </w:pPr>
+    </w:lvl>
+    <w:lvl w:ilvl="8" w:tentative="1">
+      <w:start w:val="1"/>
+      <w:numFmt w:val="decimal"/>
+      <w:lvlText w:val="%9."/>
+      <w:lvlJc w:val="left"/>
+      <w:pPr>
+        <w:tabs>
+          <w:tab w:val="num" w:pos="6480"/>
+        </w:tabs>
+        <w:ind w:left="6480" w:hanging="360"/>
+      </w:pPr>
+    </w:lvl>
+  </w:abstractNum>
+  <w:abstractNum w:abstractNumId="3" w15:restartNumberingAfterBreak="0">
     <w:nsid w:val="5A070572"/>
     <w:multiLevelType w:val="multilevel"/>
     <w:tmpl w:val="103EA066"/>
@@ -3853,7 +5486,120 @@
       </w:pPr>
     </w:lvl>
   </w:abstractNum>
-  <w:abstractNum w:abstractNumId="2" w15:restartNumberingAfterBreak="0">
+  <w:abstractNum w:abstractNumId="4" w15:restartNumberingAfterBreak="0">
+    <w:nsid w:val="5E3034AB"/>
+    <w:multiLevelType w:val="multilevel"/>
+    <w:tmpl w:val="8F8EB1C2"/>
+    <w:lvl w:ilvl="0">
+      <w:start w:val="8"/>
+      <w:numFmt w:val="decimal"/>
+      <w:lvlText w:val="%1."/>
+      <w:lvlJc w:val="left"/>
+      <w:pPr>
+        <w:tabs>
+          <w:tab w:val="num" w:pos="720"/>
+        </w:tabs>
+        <w:ind w:left="720" w:hanging="360"/>
+      </w:pPr>
+    </w:lvl>
+    <w:lvl w:ilvl="1" w:tentative="1">
+      <w:start w:val="1"/>
+      <w:numFmt w:val="decimal"/>
+      <w:lvlText w:val="%2."/>
+      <w:lvlJc w:val="left"/>
+      <w:pPr>
+        <w:tabs>
+          <w:tab w:val="num" w:pos="1440"/>
+        </w:tabs>
+        <w:ind w:left="1440" w:hanging="360"/>
+      </w:pPr>
+    </w:lvl>
+    <w:lvl w:ilvl="2" w:tentative="1">
+      <w:start w:val="1"/>
+      <w:numFmt w:val="decimal"/>
+      <w:lvlText w:val="%3."/>
+      <w:lvlJc w:val="left"/>
+      <w:pPr>
+        <w:tabs>
+          <w:tab w:val="num" w:pos="2160"/>
+        </w:tabs>
+        <w:ind w:left="2160" w:hanging="360"/>
+      </w:pPr>
+    </w:lvl>
+    <w:lvl w:ilvl="3" w:tentative="1">
+      <w:start w:val="1"/>
+      <w:numFmt w:val="decimal"/>
+      <w:lvlText w:val="%4."/>
+      <w:lvlJc w:val="left"/>
+      <w:pPr>
+        <w:tabs>
+          <w:tab w:val="num" w:pos="2880"/>
+        </w:tabs>
+        <w:ind w:left="2880" w:hanging="360"/>
+      </w:pPr>
+    </w:lvl>
+    <w:lvl w:ilvl="4" w:tentative="1">
+      <w:start w:val="1"/>
+      <w:numFmt w:val="decimal"/>
+      <w:lvlText w:val="%5."/>
+      <w:lvlJc w:val="left"/>
+      <w:pPr>
+        <w:tabs>
+          <w:tab w:val="num" w:pos="3600"/>
+        </w:tabs>
+        <w:ind w:left="3600" w:hanging="360"/>
+      </w:pPr>
+    </w:lvl>
+    <w:lvl w:ilvl="5" w:tentative="1">
+      <w:start w:val="1"/>
+      <w:numFmt w:val="decimal"/>
+      <w:lvlText w:val="%6."/>
+      <w:lvlJc w:val="left"/>
+      <w:pPr>
+        <w:tabs>
+          <w:tab w:val="num" w:pos="4320"/>
+        </w:tabs>
+        <w:ind w:left="4320" w:hanging="360"/>
+      </w:pPr>
+    </w:lvl>
+    <w:lvl w:ilvl="6" w:tentative="1">
+      <w:start w:val="1"/>
+      <w:numFmt w:val="decimal"/>
+      <w:lvlText w:val="%7."/>
+      <w:lvlJc w:val="left"/>
+      <w:pPr>
+        <w:tabs>
+          <w:tab w:val="num" w:pos="5040"/>
+        </w:tabs>
+        <w:ind w:left="5040" w:hanging="360"/>
+      </w:pPr>
+    </w:lvl>
+    <w:lvl w:ilvl="7" w:tentative="1">
+      <w:start w:val="1"/>
+      <w:numFmt w:val="decimal"/>
+      <w:lvlText w:val="%8."/>
+      <w:lvlJc w:val="left"/>
+      <w:pPr>
+        <w:tabs>
+          <w:tab w:val="num" w:pos="5760"/>
+        </w:tabs>
+        <w:ind w:left="5760" w:hanging="360"/>
+      </w:pPr>
+    </w:lvl>
+    <w:lvl w:ilvl="8" w:tentative="1">
+      <w:start w:val="1"/>
+      <w:numFmt w:val="decimal"/>
+      <w:lvlText w:val="%9."/>
+      <w:lvlJc w:val="left"/>
+      <w:pPr>
+        <w:tabs>
+          <w:tab w:val="num" w:pos="6480"/>
+        </w:tabs>
+        <w:ind w:left="6480" w:hanging="360"/>
+      </w:pPr>
+    </w:lvl>
+  </w:abstractNum>
+  <w:abstractNum w:abstractNumId="5" w15:restartNumberingAfterBreak="0">
     <w:nsid w:val="7D1E3162"/>
     <w:multiLevelType w:val="hybridMultilevel"/>
     <w:tmpl w:val="7930ACAE"/>
@@ -3943,10 +5689,19 @@
     <w:abstractNumId w:val="0"/>
   </w:num>
   <w:num w:numId="2">
+    <w:abstractNumId w:val="3"/>
+  </w:num>
+  <w:num w:numId="3">
+    <w:abstractNumId w:val="5"/>
+  </w:num>
+  <w:num w:numId="4">
+    <w:abstractNumId w:val="2"/>
+  </w:num>
+  <w:num w:numId="5">
     <w:abstractNumId w:val="1"/>
   </w:num>
-  <w:num w:numId="3">
-    <w:abstractNumId w:val="2"/>
+  <w:num w:numId="6">
+    <w:abstractNumId w:val="4"/>
   </w:num>
 </w:numbering>
 </file>
@@ -4474,6 +6229,17 @@
       <w:contextualSpacing/>
     </w:pPr>
   </w:style>
+  <w:style w:type="character" w:styleId="a9">
+    <w:name w:val="Hyperlink"/>
+    <w:basedOn w:val="a0"/>
+    <w:uiPriority w:val="99"/>
+    <w:unhideWhenUsed/>
+    <w:rsid w:val="00FB2DC9"/>
+    <w:rPr>
+      <w:color w:val="0000FF"/>
+      <w:u w:val="single"/>
+    </w:rPr>
+  </w:style>
 </w:styles>
 </file>
 
